--- a/paper/draft_zh.docx
+++ b/paper/draft_zh.docx
@@ -167,7 +167,7 @@
         <w:rPr>
           <w:rFonts w:eastAsia="SimSun"/>
         </w:rPr>
-        <w:t>本文的证据分三类：架构、七个判断点与状态机属于设计；实机测量覆盖已部署入站上的发现与推荐、三项不变式消融，以及在已部署适配器上完成的同意门控与端到端执行（伙伴侧的副作用有记录）；判断层则在独立套件上单独测量，标签先由构造生成，再经独立复读与仲裁，最后由人工复核。所有结果都来自一个部署、一个注册中心与一套能力集。</w:t>
+        <w:t>本文的证据分三类：架构、七个判断点与状态机属于设计；实机测量覆盖已部署入站上的发现与推荐、三项不变式消融、在已部署适配器上完成的同意门控与端到端执行（伙伴侧的副作用有记录），以及同一部署在真实事件上以顾问模式咨询判断平面；判断层则在独立套件上单独测量，标签先由构造生成，再经独立复读与仲裁，最后由人工复核。所有结果都来自一个部署、一个注册中心与一套能力集。</w:t>
       </w:r>
     </w:p>
     <w:p>
@@ -1326,14 +1326,137 @@
       </w:r>
     </w:p>
     <w:p>
-      <w:pPr>
-        <w:pStyle w:val="Heading2"/>
-      </w:pPr>
       <w:r>
         <w:rPr>
           <w:rFonts w:eastAsia="SimSun"/>
         </w:rPr>
-        <w:t>4.1 模块 M1：入站认证与归一化</w:t>
+        <w:t>图 1 给出七个模块与判断平面。每个模块都由它要阻止的那一类失败来定义：</w:t>
+      </w:r>
+    </w:p>
+    <w:p>
+      <w:pPr>
+        <w:pStyle w:val="ListBullet"/>
+      </w:pPr>
+      <w:r>
+        <w:rPr>
+          <w:b/>
+          <w:rFonts w:eastAsia="SimSun"/>
+        </w:rPr>
+        <w:t>M1（入站）。</w:t>
+      </w:r>
+      <w:r>
+        <w:rPr>
+          <w:rFonts w:eastAsia="SimSun"/>
+        </w:rPr>
+        <w:t xml:space="preserve"> 校验 iMessage/Photon webhook、验证事件结构并归一化为内部事件；签名非法或格式错误的事件在发现之前就被终止。</w:t>
+      </w:r>
+    </w:p>
+    <w:p>
+      <w:pPr>
+        <w:pStyle w:val="ListBullet"/>
+      </w:pPr>
+      <w:r>
+        <w:rPr>
+          <w:b/>
+          <w:rFonts w:eastAsia="SimSun"/>
+        </w:rPr>
+        <w:t>M2（隔离）。</w:t>
+      </w:r>
+      <w:r>
+        <w:rPr>
+          <w:rFonts w:eastAsia="SimSun"/>
+        </w:rPr>
+        <w:t xml:space="preserve"> 由调用者与会话标识派生出稳定上下文，按该键对任务状态与回复做分区，并对进入遥测的标识做哈希或假名化。</w:t>
+      </w:r>
+    </w:p>
+    <w:p>
+      <w:pPr>
+        <w:pStyle w:val="ListBullet"/>
+      </w:pPr>
+      <w:r>
+        <w:rPr>
+          <w:b/>
+          <w:rFonts w:eastAsia="SimSun"/>
+        </w:rPr>
+        <w:t>M3（发现）。</w:t>
+      </w:r>
+      <w:r>
+        <w:rPr>
+          <w:rFonts w:eastAsia="SimSun"/>
+        </w:rPr>
+        <w:t xml:space="preserve"> 把发现结果整理成带标识、能力、操作与端点元数据的候选集；J1 与 J2 在这个可枚举集合上排序或拒绝。</w:t>
+      </w:r>
+    </w:p>
+    <w:p>
+      <w:pPr>
+        <w:pStyle w:val="ListBullet"/>
+      </w:pPr>
+      <w:r>
+        <w:rPr>
+          <w:b/>
+          <w:rFonts w:eastAsia="SimSun"/>
+        </w:rPr>
+        <w:t>M4（同意）。</w:t>
+      </w:r>
+      <w:r>
+        <w:rPr>
+          <w:rFonts w:eastAsia="SimSun"/>
+        </w:rPr>
+        <w:t xml:space="preserve"> 要求用户先显式选择、再给出显式执行指令；J3 与 J4 可以为阈值提供参数，但何时询问、哪些失败是终态由策略代码决定。</w:t>
+      </w:r>
+    </w:p>
+    <w:p>
+      <w:pPr>
+        <w:pStyle w:val="ListBullet"/>
+      </w:pPr>
+      <w:r>
+        <w:rPr>
+          <w:b/>
+          <w:rFonts w:eastAsia="SimSun"/>
+        </w:rPr>
+        <w:t>M5（执行）。</w:t>
+      </w:r>
+      <w:r>
+        <w:rPr>
+          <w:rFonts w:eastAsia="SimSun"/>
+        </w:rPr>
+        <w:t xml:space="preserve"> 校验传输、路径、AIC 元数据、双向 TLS 与 AIP v2.2 生命周期，不接受任何模型判断。</w:t>
+      </w:r>
+    </w:p>
+    <w:p>
+      <w:pPr>
+        <w:pStyle w:val="ListBullet"/>
+      </w:pPr>
+      <w:r>
+        <w:rPr>
+          <w:b/>
+          <w:rFonts w:eastAsia="SimSun"/>
+        </w:rPr>
+        <w:t>M6（状态）。</w:t>
+      </w:r>
+      <w:r>
+        <w:rPr>
+          <w:rFonts w:eastAsia="SimSun"/>
+        </w:rPr>
+        <w:t xml:space="preserve"> 保存事件、同意、任务、协议、重试与投递状态，在产生副作用前先占用幂等键，并对失败分类；J5 与 J6 覆盖键与状态码无法表达的语义重放与可重试性。</w:t>
+      </w:r>
+    </w:p>
+    <w:p>
+      <w:pPr>
+        <w:pStyle w:val="ListBullet"/>
+      </w:pPr>
+      <w:r>
+        <w:rPr>
+          <w:b/>
+          <w:rFonts w:eastAsia="SimSun"/>
+        </w:rPr>
+        <w:t>M7（投递）。</w:t>
+      </w:r>
+      <w:r>
+        <w:rPr>
+          <w:rFonts w:eastAsia="SimSun"/>
+        </w:rPr>
+        <w:t xml:space="preserve"> 把结果发回原始会话，并记录追踪、状态、体积、重试、端点、失败与判断遥测，但不记录消息正文、电话号码、凭据与私钥。</w:t>
       </w:r>
     </w:p>
     <w:p>
@@ -1341,7 +1464,7 @@
         <w:rPr>
           <w:rFonts w:eastAsia="SimSun"/>
         </w:rPr>
-        <w:t>M1 接收 iMessage/Photon 的 webhook，校验其 HMAC 或等价的传输真实性，验证事件结构，并生成归一化的内部事件。签名非法或事件格式错误的事件，都会在发现与执行之前就被终止。</w:t>
+        <w:t>本研究实际检验的是 M2、M3、M6 以及 M5 中 AIP 层的校验；M4 在 §9.4 的单独同意实验中测试，M7 负责投递并记录结果。</w:t>
       </w:r>
     </w:p>
     <w:p>
@@ -1352,121 +1475,7 @@
         <w:rPr>
           <w:rFonts w:eastAsia="SimSun"/>
         </w:rPr>
-        <w:t>4.2 模块 M2：身份与会话隔离</w:t>
-      </w:r>
-    </w:p>
-    <w:p>
-      <w:r>
-        <w:rPr>
-          <w:rFonts w:eastAsia="SimSun"/>
-        </w:rPr>
-        <w:t>M2 由调用者标识与会话标识派生出一个稳定的内部上下文，并按这对标识对会话、任务上下文与出站回复做分区。进入遥测的标识都经过哈希或假名化处理。</w:t>
-      </w:r>
-    </w:p>
-    <w:p>
-      <w:pPr>
-        <w:pStyle w:val="Heading2"/>
-      </w:pPr>
-      <w:r>
-        <w:rPr>
-          <w:rFonts w:eastAsia="SimSun"/>
-        </w:rPr>
-        <w:t>4.3 模块 M3：能力发现与路由</w:t>
-      </w:r>
-    </w:p>
-    <w:p>
-      <w:r>
-        <w:rPr>
-          <w:rFonts w:eastAsia="SimSun"/>
-        </w:rPr>
-        <w:t>M3 向发现组件索取候选智能体，并把返回结果整理成结构化的候选集；每个候选包含标识、能力描述、支持的操作与端点元数据。路由决策与最终的执行决策分开记录，以便测量发现质量。判断点 J1 与 J2 属于该模块。</w:t>
-      </w:r>
-    </w:p>
-    <w:p>
-      <w:pPr>
-        <w:pStyle w:val="Heading2"/>
-      </w:pPr>
-      <w:r>
-        <w:rPr>
-          <w:rFonts w:eastAsia="SimSun"/>
-        </w:rPr>
-        <w:t>4.4 模块 M4：同意与策略控制</w:t>
-      </w:r>
-    </w:p>
-    <w:p>
-      <w:r>
-        <w:rPr>
-          <w:rFonts w:eastAsia="SimSun"/>
-        </w:rPr>
-        <w:t>M4 把候选或执行提案呈现给用户，要求用户先做出显式选择，再给出显式执行指令。仅有发现结果，并不构成调用外部智能体的授权。策略层决定哪些操作需要确认、置信度低到什么程度就改为询问用户，以及哪些失败属于终态。判断点 J3 与 J4 为这些阈值提供参数，而阈值本身写在代码里。</w:t>
-      </w:r>
-    </w:p>
-    <w:p>
-      <w:pPr>
-        <w:pStyle w:val="Heading2"/>
-      </w:pPr>
-      <w:r>
-        <w:rPr>
-          <w:rFonts w:eastAsia="SimSun"/>
-        </w:rPr>
-        <w:t>4.5 模块 M5：身份绑定的协议执行</w:t>
-      </w:r>
-    </w:p>
-    <w:p>
-      <w:r>
-        <w:rPr>
-          <w:rFonts w:eastAsia="SimSun"/>
-        </w:rPr>
-        <w:t>M5 校验被选端点是否满足传输与路径策略，用 AIC 元数据核对所声明的智能体身份，建立双向 TLS，并执行 AIP v2.2 的任务生命周期；该生命周期用启动、进展（或获取）、完成与错误等状态表示。这个模块完全不接受模型判断。</w:t>
-      </w:r>
-    </w:p>
-    <w:p>
-      <w:pPr>
-        <w:pStyle w:val="Heading2"/>
-      </w:pPr>
-      <w:r>
-        <w:rPr>
-          <w:rFonts w:eastAsia="SimSun"/>
-        </w:rPr>
-        <w:t>4.6 模块 M6：状态、去重与恢复</w:t>
-      </w:r>
-    </w:p>
-    <w:p>
-      <w:r>
-        <w:rPr>
-          <w:rFonts w:eastAsia="SimSun"/>
-        </w:rPr>
-        <w:t>M6 保存事件标识、任务状态、同意状态、协议标识、重试状态与投递状态。它按幂等键拒绝重放事件，跨协议阶段保留任务上下文，并对失败加以分类，使可恢复的失败能够在不破坏幂等的前提下重试。判断点 J5 与 J6 把该模块扩展到幂等键覆盖不到的方向：改写后的请求并不是同一个键，而失败类别也未必显式出现在响应里。</w:t>
-      </w:r>
-    </w:p>
-    <w:p>
-      <w:pPr>
-        <w:pStyle w:val="Heading2"/>
-      </w:pPr>
-      <w:r>
-        <w:rPr>
-          <w:rFonts w:eastAsia="SimSun"/>
-        </w:rPr>
-        <w:t>4.7 模块 M7：投递与可观测性</w:t>
-      </w:r>
-    </w:p>
-    <w:p>
-      <w:r>
-        <w:rPr>
-          <w:rFonts w:eastAsia="SimSun"/>
-        </w:rPr>
-        <w:t>M7 把协议结果转换成发回原始会话的回复，并输出结构化遥测。遥测包含追踪与跨度标识、操作名、时间戳、状态、消息体积、重试次数、端点校验结果与失败类别，但不含消息正文、原始电话号码、凭据与私钥。M7 同时记录判断遥测：提出了哪个问题、返回的概率是多少、当时生效的阈值是多少、最终采取了什么动作。</w:t>
-      </w:r>
-    </w:p>
-    <w:p>
-      <w:pPr>
-        <w:pStyle w:val="Heading2"/>
-      </w:pPr>
-      <w:r>
-        <w:rPr>
-          <w:rFonts w:eastAsia="SimSun"/>
-        </w:rPr>
-        <w:t>4.8 判断平面</w:t>
+        <w:t>4.1 判断平面</w:t>
       </w:r>
     </w:p>
     <w:p>
@@ -1997,7 +2006,7 @@
         <w:rPr>
           <w:rFonts w:eastAsia="SimSun"/>
         </w:rPr>
-        <w:t>4.9 实现与状态转移</w:t>
+        <w:t>4.2 实现与状态转移</w:t>
       </w:r>
     </w:p>
     <w:p>
@@ -2782,7 +2791,7 @@
         <w:rPr>
           <w:rFonts w:eastAsia="SimSun"/>
         </w:rPr>
-        <w:t xml:space="preserve"> 适配器返回的是面向用户的回复，回复里会指明它选择的能力，因此选择结果按 §9.5 的按行规则从回复文本中读取。适配器不提供结构化的决策记录。</w:t>
+        <w:t xml:space="preserve"> 适配器返回的是面向用户的回复，回复里会指明它选择的能力，因此选择结果按 §9.6 的按行规则从回复文本中读取。适配器不提供结构化的决策记录。</w:t>
       </w:r>
     </w:p>
     <w:p>
@@ -2876,351 +2885,9 @@
     <w:p>
       <w:r>
         <w:rPr>
-          <w:b/>
           <w:rFonts w:eastAsia="SimSun"/>
         </w:rPr>
-        <w:t>表 4。</w:t>
-      </w:r>
-      <w:r>
-        <w:rPr>
-          <w:rFonts w:eastAsia="SimSun"/>
-        </w:rPr>
-        <w:t xml:space="preserve"> 消融手段与其对照。</w:t>
-      </w:r>
-    </w:p>
-    <w:tbl>
-      <w:tblPr>
-        <w:tblStyle w:val="TableGrid"/>
-        <w:tblW w:type="auto" w:w="0"/>
-        <w:jc w:val="center"/>
-        <w:tblLayout w:type="autofit"/>
-        <w:tblLook w:firstColumn="1" w:firstRow="1" w:lastColumn="0" w:lastRow="0" w:noHBand="0" w:noVBand="1" w:val="04A0"/>
-      </w:tblPr>
-      <w:tblGrid>
-        <w:gridCol w:w="2448"/>
-        <w:gridCol w:w="2448"/>
-        <w:gridCol w:w="2448"/>
-        <w:gridCol w:w="2448"/>
-      </w:tblGrid>
-      <w:tr>
-        <w:trPr>
-          <w:tblHeader w:val="true"/>
-        </w:trPr>
-        <w:tc>
-          <w:tcPr>
-            <w:tcW w:type="dxa" w:w="2448"/>
-            <w:vAlign w:val="center"/>
-            <w:shd w:fill="DDE8E4"/>
-          </w:tcPr>
-          <w:p>
-            <w:pPr>
-              <w:spacing w:after="20" w:line="240" w:lineRule="auto"/>
-            </w:pPr>
-            <w:r>
-              <w:rPr>
-                <w:b/>
-                <w:sz w:val="17"/>
-                <w:rFonts w:eastAsia="SimSun"/>
-              </w:rPr>
-              <w:t>消融臂</w:t>
-            </w:r>
-          </w:p>
-        </w:tc>
-        <w:tc>
-          <w:tcPr>
-            <w:tcW w:type="dxa" w:w="2448"/>
-            <w:vAlign w:val="center"/>
-            <w:shd w:fill="DDE8E4"/>
-          </w:tcPr>
-          <w:p>
-            <w:pPr>
-              <w:spacing w:after="20" w:line="240" w:lineRule="auto"/>
-            </w:pPr>
-            <w:r>
-              <w:rPr>
-                <w:b/>
-                <w:sz w:val="17"/>
-                <w:rFonts w:eastAsia="SimSun"/>
-              </w:rPr>
-              <w:t>staging 副本中的改动</w:t>
-            </w:r>
-          </w:p>
-        </w:tc>
-        <w:tc>
-          <w:tcPr>
-            <w:tcW w:type="dxa" w:w="2448"/>
-            <w:vAlign w:val="center"/>
-            <w:shd w:fill="DDE8E4"/>
-          </w:tcPr>
-          <w:p>
-            <w:pPr>
-              <w:spacing w:after="20" w:line="240" w:lineRule="auto"/>
-            </w:pPr>
-            <w:r>
-              <w:rPr>
-                <w:b/>
-                <w:sz w:val="17"/>
-                <w:rFonts w:eastAsia="SimSun"/>
-              </w:rPr>
-              <w:t>对照</w:t>
-            </w:r>
-          </w:p>
-        </w:tc>
-        <w:tc>
-          <w:tcPr>
-            <w:tcW w:type="dxa" w:w="2448"/>
-            <w:vAlign w:val="center"/>
-            <w:shd w:fill="DDE8E4"/>
-          </w:tcPr>
-          <w:p>
-            <w:pPr>
-              <w:spacing w:after="20" w:line="240" w:lineRule="auto"/>
-            </w:pPr>
-            <w:r>
-              <w:rPr>
-                <w:b/>
-                <w:sz w:val="17"/>
-                <w:rFonts w:eastAsia="SimSun"/>
-              </w:rPr>
-              <w:t>若该机制确实起作用，预期</w:t>
-            </w:r>
-          </w:p>
-        </w:tc>
-      </w:tr>
-      <w:tr>
-        <w:tc>
-          <w:tcPr>
-            <w:tcW w:type="dxa" w:w="2448"/>
-            <w:vAlign w:val="center"/>
-          </w:tcPr>
-          <w:p>
-            <w:pPr>
-              <w:spacing w:after="20" w:line="240" w:lineRule="auto"/>
-            </w:pPr>
-            <w:r>
-              <w:rPr>
-                <w:sz w:val="17"/>
-                <w:rFonts w:eastAsia="SimSun"/>
-              </w:rPr>
-              <w:t>no-identity</w:t>
-            </w:r>
-          </w:p>
-        </w:tc>
-        <w:tc>
-          <w:tcPr>
-            <w:tcW w:type="dxa" w:w="2448"/>
-            <w:vAlign w:val="center"/>
-          </w:tcPr>
-          <w:p>
-            <w:pPr>
-              <w:spacing w:after="20" w:line="240" w:lineRule="auto"/>
-            </w:pPr>
-            <w:r>
-              <w:rPr>
-                <w:sz w:val="17"/>
-                <w:rFonts w:eastAsia="SimSun"/>
-              </w:rPr>
-              <w:t>跳过 AIP 服务端的 sender-to-peer 断言</w:t>
-            </w:r>
-          </w:p>
-        </w:tc>
-        <w:tc>
-          <w:tcPr>
-            <w:tcW w:type="dxa" w:w="2448"/>
-            <w:vAlign w:val="center"/>
-          </w:tcPr>
-          <w:p>
-            <w:pPr>
-              <w:spacing w:after="20" w:line="240" w:lineRule="auto"/>
-            </w:pPr>
-            <w:r>
-              <w:rPr>
-                <w:sz w:val="17"/>
-                <w:rFonts w:eastAsia="SimSun"/>
-              </w:rPr>
-              <w:t>同一副本、关闭开关</w:t>
-            </w:r>
-          </w:p>
-        </w:tc>
-        <w:tc>
-          <w:tcPr>
-            <w:tcW w:type="dxa" w:w="2448"/>
-            <w:vAlign w:val="center"/>
-          </w:tcPr>
-          <w:p>
-            <w:pPr>
-              <w:spacing w:after="20" w:line="240" w:lineRule="auto"/>
-            </w:pPr>
-            <w:r>
-              <w:rPr>
-                <w:sz w:val="17"/>
-                <w:rFonts w:eastAsia="SimSun"/>
-              </w:rPr>
-              <w:t>身份不一致被接受</w:t>
-            </w:r>
-          </w:p>
-        </w:tc>
-      </w:tr>
-      <w:tr>
-        <w:tc>
-          <w:tcPr>
-            <w:tcW w:type="dxa" w:w="2448"/>
-            <w:vAlign w:val="center"/>
-          </w:tcPr>
-          <w:p>
-            <w:pPr>
-              <w:spacing w:after="20" w:line="240" w:lineRule="auto"/>
-            </w:pPr>
-            <w:r>
-              <w:rPr>
-                <w:sz w:val="17"/>
-                <w:rFonts w:eastAsia="SimSun"/>
-              </w:rPr>
-              <w:t>no-dedup</w:t>
-            </w:r>
-          </w:p>
-        </w:tc>
-        <w:tc>
-          <w:tcPr>
-            <w:tcW w:type="dxa" w:w="2448"/>
-            <w:vAlign w:val="center"/>
-          </w:tcPr>
-          <w:p>
-            <w:pPr>
-              <w:spacing w:after="20" w:line="240" w:lineRule="auto"/>
-            </w:pPr>
-            <w:r>
-              <w:rPr>
-                <w:sz w:val="17"/>
-                <w:rFonts w:eastAsia="SimSun"/>
-              </w:rPr>
-              <w:t>跳过事件级响应查找</w:t>
-            </w:r>
-          </w:p>
-        </w:tc>
-        <w:tc>
-          <w:tcPr>
-            <w:tcW w:type="dxa" w:w="2448"/>
-            <w:vAlign w:val="center"/>
-          </w:tcPr>
-          <w:p>
-            <w:pPr>
-              <w:spacing w:after="20" w:line="240" w:lineRule="auto"/>
-            </w:pPr>
-            <w:r>
-              <w:rPr>
-                <w:sz w:val="17"/>
-                <w:rFonts w:eastAsia="SimSun"/>
-              </w:rPr>
-              <w:t>同一副本、关闭开关</w:t>
-            </w:r>
-          </w:p>
-        </w:tc>
-        <w:tc>
-          <w:tcPr>
-            <w:tcW w:type="dxa" w:w="2448"/>
-            <w:vAlign w:val="center"/>
-          </w:tcPr>
-          <w:p>
-            <w:pPr>
-              <w:spacing w:after="20" w:line="240" w:lineRule="auto"/>
-            </w:pPr>
-            <w:r>
-              <w:rPr>
-                <w:sz w:val="17"/>
-                <w:rFonts w:eastAsia="SimSun"/>
-              </w:rPr>
-              <w:t>被重复投递的事件重新进入处理</w:t>
-            </w:r>
-          </w:p>
-        </w:tc>
-      </w:tr>
-      <w:tr>
-        <w:tc>
-          <w:tcPr>
-            <w:tcW w:type="dxa" w:w="2448"/>
-            <w:vAlign w:val="center"/>
-          </w:tcPr>
-          <w:p>
-            <w:pPr>
-              <w:spacing w:after="20" w:line="240" w:lineRule="auto"/>
-            </w:pPr>
-            <w:r>
-              <w:rPr>
-                <w:sz w:val="17"/>
-                <w:rFonts w:eastAsia="SimSun"/>
-              </w:rPr>
-              <w:t>no-isolation</w:t>
-            </w:r>
-          </w:p>
-        </w:tc>
-        <w:tc>
-          <w:tcPr>
-            <w:tcW w:type="dxa" w:w="2448"/>
-            <w:vAlign w:val="center"/>
-          </w:tcPr>
-          <w:p>
-            <w:pPr>
-              <w:spacing w:after="20" w:line="240" w:lineRule="auto"/>
-            </w:pPr>
-            <w:r>
-              <w:rPr>
-                <w:sz w:val="17"/>
-                <w:rFonts w:eastAsia="SimSun"/>
-              </w:rPr>
-              <w:t>把调用者/会话键折叠为单一共享键</w:t>
-            </w:r>
-          </w:p>
-        </w:tc>
-        <w:tc>
-          <w:tcPr>
-            <w:tcW w:type="dxa" w:w="2448"/>
-            <w:vAlign w:val="center"/>
-          </w:tcPr>
-          <w:p>
-            <w:pPr>
-              <w:spacing w:after="20" w:line="240" w:lineRule="auto"/>
-            </w:pPr>
-            <w:r>
-              <w:rPr>
-                <w:sz w:val="17"/>
-                <w:rFonts w:eastAsia="SimSun"/>
-              </w:rPr>
-              <w:t>同一副本、关闭开关</w:t>
-            </w:r>
-          </w:p>
-        </w:tc>
-        <w:tc>
-          <w:tcPr>
-            <w:tcW w:type="dxa" w:w="2448"/>
-            <w:vAlign w:val="center"/>
-          </w:tcPr>
-          <w:p>
-            <w:pPr>
-              <w:spacing w:after="20" w:line="240" w:lineRule="auto"/>
-            </w:pPr>
-            <w:r>
-              <w:rPr>
-                <w:sz w:val="17"/>
-                <w:rFonts w:eastAsia="SimSun"/>
-              </w:rPr>
-              <w:t>第二个调用者读到第一个调用者的待处理状态</w:t>
-            </w:r>
-          </w:p>
-        </w:tc>
-      </w:tr>
-    </w:tbl>
-    <w:p>
-      <w:pPr>
-        <w:spacing w:after="20"/>
-      </w:pPr>
-    </w:p>
-    <w:p>
-      <w:r>
-        <w:rPr>
-          <w:rFonts w:eastAsia="SimSun"/>
-        </w:rPr>
-        <w:t>表 4 列出这些手段。每支消融与其对照臂跑完全相同的请求，因此对比是配对的；对照臂由同一份 staging 副本构建，用来把机制本身与 staging 环境的差异分开。</w:t>
+        <w:t>三支消融都在部署代码的 staging 副本上进行，每支只改一处、对照臂用同一份副本并关闭对应开关：跳过 AIP 服务端的 sender-to-peer 断言（预期身份不一致被接受）、跳过事件级响应查找（预期被重复投递的事件重新进入处理）、把调用者/会话键折叠为单一共享键（预期第二个调用者读到第一个调用者的待处理状态）。每支消融与其对照臂跑完全相同的请求，因此对比是配对的。</w:t>
       </w:r>
     </w:p>
     <w:p>
@@ -3440,7 +3107,7 @@
         <w:rPr>
           <w:rFonts w:eastAsia="SimSun"/>
         </w:rPr>
-        <w:t>已发布的产物包含请求套件、逐条路由与同意结果、已注册 Partner 的配置、带同代码对照的消融构建、各判断套件及其缓存响应与逐条预测，以及复现命令。凭据、消息正文、电话号码、证书与令牌都不会进入产物。</w:t>
+        <w:t>已发布的产物包含请求套件、逐条路由与同意结果、顾问模式下的判断日志、已注册 Partner 的配置、带同代码对照的消融构建、各判断套件及其缓存响应与逐条预测，以及复现命令。凭据、消息正文、电话号码、证书与令牌都不会进入产物。</w:t>
       </w:r>
     </w:p>
     <w:p>
@@ -3470,7 +3137,7 @@
         <w:rPr>
           <w:rFonts w:eastAsia="SimSun"/>
         </w:rPr>
-        <w:t>固定模型生成了 130 条请求；由于托管端点并不确定，每条样例都在全新的调用者与会话中经已部署的入站与适配器投递三次。选择结果按 §9.5 的按行规则从回复中读取，结构化排名则对每条请求只读取一次。</w:t>
+        <w:t>固定模型生成了 130 条请求；由于托管端点并不确定，每条样例都在全新的调用者与会话中经已部署的入站与适配器投递三次。选择结果按 §9.6 的按行规则从回复中读取，结构化排名则对每条请求只读取一次。</w:t>
       </w:r>
     </w:p>
     <w:p>
@@ -3479,7 +3146,7 @@
           <w:b/>
           <w:rFonts w:eastAsia="SimSun"/>
         </w:rPr>
-        <w:t>表 5。</w:t>
+        <w:t>表 4。</w:t>
       </w:r>
       <w:r>
         <w:rPr>
@@ -3894,7 +3561,7 @@
         <w:rPr>
           <w:rFonts w:eastAsia="SimSun"/>
         </w:rPr>
-        <w:t>表 5 给出各类的计数。三次投递中，已部署路径在 50 条 direct 请求里分别推荐了目标 Partner 48、48、50 条（96%--100%），且从未推荐过另一个受测 Partner：两次未命中时推荐的都只是研究集合之外的智能体。组合接近饱和：对同时符合两个能力的请求，路径在 40 条中分别有 39、38、38 条推荐了多于一个智能体，</w:t>
+        <w:t>表 4 给出各类的计数。三次投递中，已部署路径在 50 条 direct 请求里分别推荐了目标 Partner 48、48、50 条（96%--100%），且从未推荐过另一个受测 Partner：两次未命中时推荐的都只是研究集合之外的智能体。按声明的统计约定，这个样本量下的区间相当宽：48/50 那一次投递的 95% Wilson 区间为 [86.5%, 98.9%]，39/40 为 [87.1%, 99.6%]。组合接近饱和：对同时符合两个能力的请求，路径在 40 条中分别有 39、38、38 条推荐了多于一个智能体，</w:t>
       </w:r>
       <w:r>
         <w:rPr>
@@ -3927,13 +3594,13 @@
           <w:b/>
           <w:rFonts w:eastAsia="SimSun"/>
         </w:rPr>
-        <w:t>表 6。</w:t>
+        <w:t>表 5。</w:t>
       </w:r>
       <w:r>
         <w:rPr>
           <w:rFonts w:eastAsia="SimSun"/>
         </w:rPr>
-        <w:t xml:space="preserve"> 消融臂与同代码对照。</w:t>
+        <w:t xml:space="preserve"> 消融臂与同代码对照。端口列依次是消融实例、同一份代码的对照实例，以及在部署上同时探测过的线上实例。</w:t>
       </w:r>
     </w:p>
     <w:tbl>
@@ -4343,7 +4010,7 @@
         <w:rPr>
           <w:rFonts w:eastAsia="SimSun"/>
         </w:rPr>
-        <w:t>表 6 把每支消融与它同一份代码的对照臂并列。在这组配对 staging 试验里，对照臂与线上实例都没有接受任何一次身份不一致，而移除这一行 sender-to-peer 断言之后全部被接受。调用者/会话分区阻止第二个调用者读到第一个调用者的待处理状态；把键折叠成单一共享命名空间后，读取在每次试验中都成立。幂等存储阻止被重复投递的事件重新进入处理，移除后执行次数翻倍；但重复</w:t>
+        <w:t>表 5 把每支消融与它同一份代码的对照臂并列。在这组配对 staging 试验里，对照臂与线上实例都没有接受任何一次身份不一致（0/30，速率上界 10%），而移除这一行 sender-to-peer 断言之后全部被接受（30/30，95% Wilson 区间 [88.6%, 100%]）。调用者/会话分区阻止第二个调用者读到第一个调用者的待处理状态；把键折叠成单一共享命名空间后，读取在每次试验中都成立。幂等存储阻止被重复投递的事件重新进入处理，移除后执行次数翻倍；但重复</w:t>
       </w:r>
       <w:r>
         <w:rPr>
@@ -4410,7 +4077,7 @@
           <w:b/>
           <w:rFonts w:eastAsia="SimSun"/>
         </w:rPr>
-        <w:t>表 7。</w:t>
+        <w:t>表 6。</w:t>
       </w:r>
       <w:r>
         <w:rPr>
@@ -4751,7 +4418,7 @@
         <w:rPr>
           <w:rFonts w:eastAsia="SimSun"/>
         </w:rPr>
-        <w:t>表 7 给出留出集上的指标。类型化形态更准确，Brier 约为自由文本的一半；准确率、Brier 与校准误差上的差距都超出运行之间的波动，而关键词规则只是一个透明的参照，并不是竞争方案。跨阈值的覆盖率–风险曲线，以及同样几行改用构造标签（而非裁定标签）计分的结果，都在产物中。该套件的留出划分里只有 3 条 J7 注入项，不足以给出注入率的上界，因此这个问题改由一套专门的注入压力集测量。</w:t>
+        <w:t>表 6 给出留出集上的指标。类型化形态更准确，Brier 约为自由文本的一半；准确率、Brier 与校准误差上的差距都超出运行之间的波动，而关键词规则只是一个透明的参照，并不是竞争方案。跨阈值的覆盖率–风险曲线，以及同样几行改用构造标签（而非裁定标签）计分的结果，都在产物中。该套件的留出划分里只有 3 条 J7 注入项，不足以给出注入率的上界，因此这个问题改由一套专门的注入压力集测量。</w:t>
       </w:r>
     </w:p>
     <w:p>
@@ -4768,7 +4435,7 @@
           <w:b/>
           <w:rFonts w:eastAsia="SimSun"/>
         </w:rPr>
-        <w:t>表 8。</w:t>
+        <w:t>表 7。</w:t>
       </w:r>
       <w:r>
         <w:rPr>
@@ -5109,7 +4776,7 @@
         <w:rPr>
           <w:rFonts w:eastAsia="SimSun"/>
         </w:rPr>
-        <w:t>表 8 给出压力集上的两项率。三个条件几乎都找出了全部注入项：两种答案形态在合并的 201 次注入观测中一条未漏，关键词基线漏了 3.0%。但在另一个方向上，三者并没有分开，而且没有一个是安全的：类型化把 56.7% 的近邻良性项判为引导尝试，自由文本为 63.1%，关键词基线为 46.8%，其中类型化与自由文本的区间相互重叠。最不「爱报警」的那个条件，也仍然把约一半的引用型文本判成了攻击。正因如此，这个分数不能单独作决定：它只能为阈值提供参数，究竟询问用户、保留基于键的结果，还是根本不去触及端点，都由策略代码决定。</w:t>
+        <w:t>表 7 给出压力集上的两项率。三个条件几乎都找出了全部注入项：两种答案形态在合并的 201 次注入观测中一条未漏，关键词基线漏了 3.0%。但在另一个方向上，三者并没有分开，而且没有一个是安全的：类型化把 56.7% 的近邻良性项判为引导尝试，自由文本为 63.1%，关键词基线为 46.8%，其中类型化与自由文本的区间相互重叠。最不「爱报警」的那个条件，也仍然把约一半的引用型文本判成了攻击。正因如此，这个分数不能单独作决定：它只能为阈值提供参数，究竟询问用户、保留基于键的结果，还是根本不去触及端点，都由策略代码决定。</w:t>
       </w:r>
     </w:p>
     <w:p>
@@ -5154,7 +4821,7 @@
         <w:rPr>
           <w:rFonts w:eastAsia="SimSun"/>
         </w:rPr>
-        <w:t xml:space="preserve"> 失败。在已部署适配器上保留链校验与 AIC 绑定、去掉主机名校验之后，这条路径即可打通。在 30 组同意试验与 10 组重复投递试验合计 40 组中，有 36 组的首位候选是受测 Partner；用户同意之前没有任何一组触达过 Partner（0/40），而这 36 次同意每一次都恰好产生一次调用和一条 Partner 动作记录。副作用日志共 39 条：上述 36 条动作，加上两个阶段开跑前各一次的试运行探测，以及一次手动连通性探测；日志中没有任何 task id 重复，因此不存在重试。20 次重复投递的同意事件没有产生任何新增动作，并返回了完全相同的缓存回复。也就是说，同意是调用的必要条件，而一个事件 ID 只产生一次 Partner 侧动作。URI-SAN 身份模型与基于主机名的传输校验必须相互对齐。</w:t>
+        <w:t xml:space="preserve"> 失败。在已部署适配器上保留链校验与 AIC 绑定、去掉主机名校验之后，这条路径即可打通。在 30 组同意试验与 10 组重复投递试验合计 40 组中，有 36 组的首位候选是受测 Partner；用户同意之前没有任何一组触达过 Partner（0/40），而这 36 次同意每一次都恰好产生一次调用和一条 Partner 动作记录。其余 4 组的首位候选是研究集合之外的公共注册中心智能体，因此没有触达任何受测 Partner。副作用日志共 39 条：上述 36 条动作，加上两个阶段开跑前各一次的试运行探测，以及一次手动连通性探测；日志中没有任何 task id 重复，因此不存在重试。20 次重复投递的同意事件没有产生任何新增动作，并返回了完全相同的缓存回复。也就是说，同意是调用的必要条件，而一个事件 ID 只产生一次 Partner 侧动作。URI-SAN 身份模型与基于主机名的传输校验必须相互对齐。</w:t>
       </w:r>
     </w:p>
     <w:p>
@@ -5230,7 +4897,60 @@
         <w:rPr>
           <w:rFonts w:eastAsia="SimSun"/>
         </w:rPr>
-        <w:t>9.5 局限与范围</w:t>
+        <w:t>9.5 已部署路径上的判断平面</w:t>
+      </w:r>
+    </w:p>
+    <w:p>
+      <w:r>
+        <w:rPr>
+          <w:rFonts w:eastAsia="SimSun"/>
+        </w:rPr>
+        <w:t xml:space="preserve">判断层是供各模块咨询的平面，而这套部署现在已经以这种形式承载它。适配器在流水线分支之前先问 J5——这条事件是否是此前已处理请求的语义重放——开关为 </w:t>
+      </w:r>
+      <w:r>
+        <w:rPr>
+          <w:rFonts w:ascii="Consolas" w:hAnsi="Consolas" w:eastAsia="SimSun"/>
+          <w:sz w:val="18"/>
+        </w:rPr>
+        <w:t>JUDGMENT_MODE=advise</w:t>
+      </w:r>
+      <w:r>
+        <w:rPr>
+          <w:rFonts w:eastAsia="SimSun"/>
+        </w:rPr>
+        <w:t>：判断结果写入一份效果式日志，没有任何执行决策读取它，因此上文中路由、消融与同意的结果仍然是这套部署真实产生的行为。判断是在按键值存储作答</w:t>
+      </w:r>
+      <w:r>
+        <w:rPr>
+          <w:b/>
+          <w:rFonts w:eastAsia="SimSun"/>
+        </w:rPr>
+        <w:t>之后</w:t>
+      </w:r>
+      <w:r>
+        <w:rPr>
+          <w:rFonts w:eastAsia="SimSun"/>
+        </w:rPr>
+        <w:t>才被咨询的，所以完全相同的重放根本不会走到它。</w:t>
+      </w:r>
+    </w:p>
+    <w:p>
+      <w:r>
+        <w:rPr>
+          <w:rFonts w:eastAsia="SimSun"/>
+        </w:rPr>
+        <w:t>20 段会话各向真实入站投递三条事件：开场请求、该请求的复述（使用新的 message id，事件级存储无法作答），以及同一能力域内的另一个请求。60 条事件全部得到判断。在声明的阈值 0.9 上，判断把两类分开了：20/20 条复述被判为重放（95% Wilson 区间 [83.9%, 100%]，$p_{replay}$ 中位数 0.98、极差 0.95--1.00），而非重放 0/40 条越过阈值（该比率的界为 7.5%；开场请求中位数 0.00，异题请求中位数 0.02，全集里非重放的最高分只有 0.12）。60 条事件里有 20 条——恰好就是那些复述——会被交给按键值取结果的回退分支；这一步正是确定性层自己做不到的。这次咨询调用的中位开销是 1.07 s（极差 0.53--1.74 s），比网关自身的操作高出三个数量级，但仍然只占一次以模型生成为主的投递的小部分。复述由与判断同一个固定模型生成，因此这一分离度是"人工复述能达到什么水平"的上界。</w:t>
+      </w:r>
+    </w:p>
+    <w:p>
+      <w:pPr>
+        <w:pStyle w:val="Heading2"/>
+      </w:pPr>
+      <w:r>
+        <w:rPr>
+          <w:rFonts w:eastAsia="SimSun"/>
+        </w:rPr>
+        <w:t>9.6 局限与范围</w:t>
       </w:r>
     </w:p>
     <w:p>

--- a/paper/draft_zh.docx
+++ b/paper/draft_zh.docx
@@ -159,7 +159,20 @@
         <w:rPr>
           <w:rFonts w:eastAsia="SimSun"/>
         </w:rPr>
-        <w:t>一套可复现产物：模型生成的请求套件、逐条路由结果、带同代码对照的环境变量消融构建、已注册 Partner 的配置，以及可在别处重复该协议的实验装置。</w:t>
+        <w:t xml:space="preserve">一套可复现产物：模型生成的请求套件、逐条路由结果、带同代码对照的环境变量消融构建、已注册 Partner 的配置、可在别处重复该协议的实验装置，以及顾问模式下的判断日志，见 </w:t>
+      </w:r>
+      <w:r>
+        <w:rPr>
+          <w:rFonts w:ascii="Consolas" w:hAnsi="Consolas" w:eastAsia="SimSun"/>
+          <w:sz w:val="18"/>
+        </w:rPr>
+        <w:t>https://github.com/ankelas/consent-gated-gateway-artifact</w:t>
+      </w:r>
+      <w:r>
+        <w:rPr>
+          <w:rFonts w:eastAsia="SimSun"/>
+        </w:rPr>
+        <w:t>。</w:t>
       </w:r>
     </w:p>
     <w:p>
@@ -3107,7 +3120,20 @@
         <w:rPr>
           <w:rFonts w:eastAsia="SimSun"/>
         </w:rPr>
-        <w:t>已发布的产物包含请求套件、逐条路由与同意结果、顾问模式下的判断日志、已注册 Partner 的配置、带同代码对照的消融构建、各判断套件及其缓存响应与逐条预测，以及复现命令。凭据、消息正文、电话号码、证书与令牌都不会进入产物。</w:t>
+        <w:t xml:space="preserve">已发布的产物包含请求套件、逐条路由与同意结果、顾问模式下的判断日志、已注册 Partner 的配置、带同代码对照的消融构建、各判断套件及其缓存响应与逐条预测，以及复现命令；整包地址为 </w:t>
+      </w:r>
+      <w:r>
+        <w:rPr>
+          <w:rFonts w:ascii="Consolas" w:hAnsi="Consolas" w:eastAsia="SimSun"/>
+          <w:sz w:val="18"/>
+        </w:rPr>
+        <w:t>https://github.com/ankelas/consent-gated-gateway-artifact</w:t>
+      </w:r>
+      <w:r>
+        <w:rPr>
+          <w:rFonts w:eastAsia="SimSun"/>
+        </w:rPr>
+        <w:t>。凭据、消息正文、电话号码、证书与令牌都不会进入产物。</w:t>
       </w:r>
     </w:p>
     <w:p>

--- a/paper/draft_zh.docx
+++ b/paper/draft_zh.docx
@@ -2189,7 +2189,7 @@
         <w:drawing>
           <wp:inline xmlns:a="http://schemas.openxmlformats.org/drawingml/2006/main" xmlns:pic="http://schemas.openxmlformats.org/drawingml/2006/picture">
             <wp:extent cx="5806440" cy="5093368"/>
-            <wp:docPr id="2" name="Picture 2" descr="图2：网关参考处理流程：各处理结果汇入统一终点" title="图2：网关参考处理流程：各处理结果汇入统一终点"/>
+            <wp:docPr id="2" name="Picture 2" descr="图2：网关参考处理流程" title="图2：网关参考处理流程"/>
             <wp:cNvGraphicFramePr>
               <a:graphicFrameLocks noChangeAspect="1"/>
             </wp:cNvGraphicFramePr>
@@ -2230,7 +2230,7 @@
           <w:rFonts w:ascii="Times New Roman" w:hAnsi="Times New Roman" w:eastAsia="SimSun"/>
           <w:sz w:val="18"/>
         </w:rPr>
-        <w:t>图2：网关参考处理流程：各处理结果汇入统一终点</w:t>
+        <w:t>图2：网关参考处理流程</w:t>
       </w:r>
     </w:p>
     <w:p>
@@ -2238,7 +2238,7 @@
         <w:rPr>
           <w:rFonts w:eastAsia="SimSun"/>
         </w:rPr>
-        <w:t>图 2 展示网关层的参考处理流程，而非 AIP 协议状态机。拒绝、取消、缓存重放与执行结果汇入记录和事件结束；等待时保留上下文，新的用户回复重新经过入站认证。重试以可安全重放、有效同意和有限预算为前提。这些设计分支不表示部署实验已逐一验证所有路径。</w:t>
+        <w:t>图 2 展示网关层的参考处理流程。等待时保留上下文，新的用户回复重新经过入站认证；重试以可安全重放、有效同意和有限预算为前提。</w:t>
       </w:r>
     </w:p>
     <w:p>
@@ -3074,7 +3074,7 @@
         <w:rPr>
           <w:rFonts w:eastAsia="SimSun"/>
         </w:rPr>
-        <w:t>二元结果使用 95% Wilson 区间。零计数不以点估计呈现，而是报告单侧上界 $3/N$：0/30 对应上界 10%，0/50 对应 6%，0/201 对应 1.5%。本文样本量较小，因此这些数字确定的是方向与机制归因，而不是生产率。</w:t>
+        <w:t>二元结果使用 95% Wilson 区间。零计数不以点估计呈现，而是报告单侧上界 $3/N$：0/30 对应上界 10%，0/50 对应 6%，0/201 对应 1.5%。</w:t>
       </w:r>
     </w:p>
     <w:p>
@@ -3587,7 +3587,7 @@
         <w:rPr>
           <w:rFonts w:eastAsia="SimSun"/>
         </w:rPr>
-        <w:t>表 4 给出各类的计数。三次投递中，已部署路径在 50 条 direct 请求里分别推荐了目标 Partner 48、48、50 条（96%--100%），且从未推荐过另一个受测 Partner：两次未命中时推荐的都只是研究集合之外的智能体。按声明的统计约定，这个样本量下的区间相当宽：48/50 那一次投递的 95% Wilson 区间为 [86.5%, 98.9%]，39/40 为 [87.1%, 99.6%]。组合接近饱和：对同时符合两个能力的请求，路径在 40 条中分别有 39、38、38 条推荐了多于一个智能体，</w:t>
+        <w:t>表 4 给出各类的计数。三次投递中，已部署路径在 50 条 direct 请求里分别推荐了目标 Partner 48、48、50 条（96%--100%），且从未推荐过另一个受测 Partner：两次未命中时推荐的都只是研究集合之外的智能体。48/50 那一次投递的 95% Wilson 区间为 [86.5%, 98.9%]，39/40 为 [87.1%, 99.6%]。组合接近饱和：对同时符合两个能力的请求，路径在 40 条中分别有 39、38、38 条推荐了多于一个智能体，</w:t>
       </w:r>
       <w:r>
         <w:rPr>
@@ -4444,7 +4444,7 @@
         <w:rPr>
           <w:rFonts w:eastAsia="SimSun"/>
         </w:rPr>
-        <w:t>表 6 给出留出集上的指标。类型化形态更准确，Brier 约为自由文本的一半；准确率、Brier 与校准误差上的差距都超出运行之间的波动，而关键词规则只是一个透明的参照，并不是竞争方案。跨阈值的覆盖率–风险曲线，以及同样几行改用构造标签（而非裁定标签）计分的结果，都在产物中。该套件的留出划分里只有 3 条 J7 注入项，不足以给出注入率的上界，因此这个问题改由一套专门的注入压力集测量。</w:t>
+        <w:t>表 6 给出留出集上的指标。类型化形态更准确，Brier 约为自由文本的一半；准确率、Brier 与校准误差上的差距都超出运行之间的波动，而关键词规则只是一个透明的参照。跨阈值的覆盖率–风险曲线，以及同样几行改用构造标签（而非裁定标签）计分的结果，都在产物中。该套件的留出划分里只有 3 条 J7 注入项，不足以给出注入率的上界，因此这个问题改由一套专门的注入压力集测量。</w:t>
       </w:r>
     </w:p>
     <w:p>
@@ -4965,7 +4965,7 @@
         <w:rPr>
           <w:rFonts w:eastAsia="SimSun"/>
         </w:rPr>
-        <w:t>20 段会话各向真实入站投递三条事件：开场请求、该请求的复述（使用新的 message id，事件级存储无法作答），以及同一能力域内的另一个请求。60 条事件全部得到判断。在声明的阈值 0.9 上，判断把两类分开了：20/20 条复述被判为重放（95% Wilson 区间 [83.9%, 100%]，$p_{replay}$ 中位数 0.98、极差 0.95--1.00），而非重放 0/40 条越过阈值（该比率的界为 7.5%；开场请求中位数 0.00，异题请求中位数 0.02，全集里非重放的最高分只有 0.12）。60 条事件里有 20 条——恰好就是那些复述——会被交给按键值取结果的回退分支；这一步正是确定性层自己做不到的。这次咨询调用的中位开销是 1.07 s（极差 0.53--1.74 s），比网关自身的操作高出三个数量级，但仍然只占一次以模型生成为主的投递的小部分。复述由与判断同一个固定模型生成，因此这一分离度是"人工复述能达到什么水平"的上界。</w:t>
+        <w:t>20 段会话各向真实入站投递三条事件：开场请求、该请求的复述（使用新的 message id，事件级存储无法作答），以及同一能力域内的另一个请求。60 条事件全部得到判断。在声明的阈值 0.9 上，判断把两类分开了：20/20 条复述被判为重放（95% Wilson 区间 [83.9%, 100%]，$p_{replay}$ 中位数 0.98、极差 0.95--1.00），而非重放 0/40 条越过阈值（该比率的界为 7.5%；开场请求中位数 0.00，异题请求中位数 0.02，全集里非重放的最高分只有 0.12）。60 条事件里有 20 条——恰好就是那些复述——会被交给按键值取结果的回退分支；这一步正是确定性层自己做不到的。这次咨询调用的中位开销是 1.07 s（极差 0.53--1.74 s），比网关自身的操作高出三个数量级，但仍然只占一次以模型生成为主的投递的小部分。复述由与判断同一个固定模型生成。</w:t>
       </w:r>
     </w:p>
     <w:p>

--- a/paper/draft_zh.docx
+++ b/paper/draft_zh.docx
@@ -99,7 +99,7 @@
         <w:rPr>
           <w:rFonts w:eastAsia="SimSun"/>
         </w:rPr>
-        <w:t>现有两种做法都不理想。让自由生成文本的大模型来做判断，会带来成本、时延与不受约束的输出空间：模型可以输出任意文本或工具调用，于是一次错误判断就可能被执行成越权调用。反过来，把判断写成静态规则虽然避免了这一风险，却处理不了自然语言中的歧义，网关就只能在两种坏结果之间选择：要么频繁打断用户，要么按浅层匹配选错目标。</w:t>
+        <w:t>现有两种做法都不理想。让自由生成文本的大模型来做判断，会带来成本、时延与不受约束的输出空间：模型可以输出任意文本或工具调用，于是一次错误判断就可能被当成越权调用执行。反过来，把判断写成静态规则虽然避免了这一风险，却处理不了自然语言中的歧义，网关就只能在两种坏结果之间选择：要么频繁打断用户，要么按浅层匹配选错目标。</w:t>
       </w:r>
     </w:p>
     <w:p>
@@ -126,7 +126,7 @@
         <w:rPr>
           <w:rFonts w:eastAsia="SimSun"/>
         </w:rPr>
-        <w:t>一个把类型化判断与确定性执行分离的网关架构，由七个模块构成、受四条不变式约束。判断层只能为发现与路由、同意控制、状态管理三个模块的参数化阈值提供输入；入站认证、身份校验与协议执行保持为密码学与确定性的实现。</w:t>
+        <w:t>一个把类型化判断与确定性执行分离的网关架构，由七个模块构成、受四条不变式约束。判断层只能为发现与路由、同意控制、状态管理三个模块的参数化阈值提供输入；入站认证、身份校验与协议执行仍由密码学与确定性代码实现。</w:t>
       </w:r>
     </w:p>
     <w:p>
@@ -313,7 +313,7 @@
         <w:rPr>
           <w:rFonts w:eastAsia="SimSun"/>
         </w:rPr>
-        <w:t>两类文献解释了外围策略为什么需要拒答与校准。选择性分类的工作形式化了覆盖率与风险之间的权衡，并说明预测器在置信度低时应当能够拒绝作答 [7]；现代神经网络即便准确率很高，也常常校准不良，因此置信度必须被测量而不能被假定 [10]。对抗情形同样重要：提示注入可以改变 LLM 集成应用的工具调用 [9]，间接注入把指令藏在应用检索到的内容里 [15]，而智能体基准显示现有防御仍留有可观的残余风险 [4]。这些结果共同支持一种做法：网关测量选择性风险，同时把授权留在模型之外。</w:t>
+        <w:t>两类文献解释了策略层为什么需要拒答与校准。选择性分类的工作形式化了覆盖率与风险之间的权衡，并说明预测器在置信度低时应当能够拒绝作答 [7]；现代神经网络即便准确率很高，也常常校准不良，因此置信度必须被测量而不能被假定 [10]。对抗情形同样重要：提示注入可以改变 LLM 集成应用的工具调用 [9]，间接注入把指令藏在应用检索到的内容里 [15]，而智能体基准显示现有防御仍留有可观的残余风险 [4]。这些结果共同支持一种做法：网关测量选择性风险，同时把授权留在模型之外。</w:t>
       </w:r>
     </w:p>
     <w:p>
@@ -2432,7 +2432,7 @@
         <w:rPr>
           <w:rFonts w:eastAsia="SimSun"/>
         </w:rPr>
-        <w:t>阈值是策略层面的设置，写在代码里而不是由模型输出：模型既不能设定它，也不能绕过它。低于阈值时，网关执行事先声明的回退：询问用户（J2、J3、J4）、保留基于键的结果并记录告警（J5），或者把该失败当作终态并如实上报（J6）。只有在路由、同意状态与身份校验都已确定之后，才允许升级到文本模型去生成文字表述。设计正面接纳了三种有文献记录的失败模式，而不是把它们当作意外：对选项集无法表示的输入做强制选择、流量分布漂移，以及权威框架式注入；它们分别要求提供强制复核选项、随覆盖率一并报告并持续监控阈值，以及把 J7 限制为顾问信号 [7, 9]。</w:t>
+        <w:t>阈值是策略层面的设置，写在代码里而不是由模型输出：模型既不能设定它，也不能绕过它。低于阈值时，网关执行事先声明的回退：询问用户（J2、J3、J4）、保留基于键的结果并记录告警（J5），或者把该失败当作终态并如实上报（J6）。只有在路由、同意状态与身份校验都已确定之后，才允许升级到文本模型去生成文字表述。设计把三种有文献记录的失败模式当作已知代价，而不是意外：对选项集无法表示的输入做强制选择、流量分布漂移，以及权威框架式注入；它们分别要求提供强制复核选项、随覆盖率一并报告并持续监控阈值，以及把 J7 限制为顾问信号 [7, 9]。</w:t>
       </w:r>
     </w:p>
     <w:p>
@@ -3014,6 +3014,36 @@
           <w:rFonts w:eastAsia="SimSun"/>
         </w:rPr>
         <w:t>判断指标定义如下：</w:t>
+      </w:r>
+    </w:p>
+    <w:p>
+      <w:r>
+        <w:rPr>
+          <w:b/>
+          <w:rFonts w:eastAsia="SimSun"/>
+        </w:rPr>
+        <w:t>准确率</w:t>
+      </w:r>
+      <w:r>
+        <w:rPr>
+          <w:rFonts w:eastAsia="SimSun"/>
+        </w:rPr>
+        <w:t xml:space="preserve"> = 判断正确的条目数 / 全部条目数。</w:t>
+      </w:r>
+    </w:p>
+    <w:p>
+      <w:r>
+        <w:rPr>
+          <w:b/>
+          <w:rFonts w:eastAsia="SimSun"/>
+        </w:rPr>
+        <w:t>Brier 分数</w:t>
+      </w:r>
+      <w:r>
+        <w:rPr>
+          <w:rFonts w:eastAsia="SimSun"/>
+        </w:rPr>
+        <w:t xml:space="preserve"> = 预测概率与真实标签之间差值的均方。</w:t>
       </w:r>
     </w:p>
     <w:p>
@@ -4444,7 +4474,7 @@
         <w:rPr>
           <w:rFonts w:eastAsia="SimSun"/>
         </w:rPr>
-        <w:t>表 6 给出留出集上的指标。类型化形态更准确，Brier 约为自由文本的一半；准确率、Brier 与校准误差上的差距都超出运行之间的波动，而关键词规则只是一个透明的参照。跨阈值的覆盖率–风险曲线，以及同样几行改用构造标签（而非裁定标签）计分的结果，都在产物中。该套件的留出划分里只有 3 条 J7 注入项，不足以给出注入率的上界，因此这个问题改由一套专门的注入压力集测量。</w:t>
+        <w:t>表 6 给出留出集上的指标。类型化形态更准确，Brier 约为自由文本的一半；准确率、Brier 与校准误差上的差距都超出运行之间的波动，而关键词规则只是一个透明的参照。跨阈值的覆盖率–风险曲线，以及同样几行改用构造标签（而非裁定标签）计分的结果，都在产物中。该套件的留出划分里只有 3 条 J7 注入项，因此这个问题改由一套专门的注入压力集测量。</w:t>
       </w:r>
     </w:p>
     <w:p>
@@ -4802,7 +4832,7 @@
         <w:rPr>
           <w:rFonts w:eastAsia="SimSun"/>
         </w:rPr>
-        <w:t>表 7 给出压力集上的两项率。三个条件几乎都找出了全部注入项：两种答案形态在合并的 201 次注入观测中一条未漏，关键词基线漏了 3.0%。但在另一个方向上，三者并没有分开，而且没有一个是安全的：类型化把 56.7% 的近邻良性项判为引导尝试，自由文本为 63.1%，关键词基线为 46.8%，其中类型化与自由文本的区间相互重叠。最不「爱报警」的那个条件，也仍然把约一半的引用型文本判成了攻击。正因如此，这个分数不能单独作决定：它只能为阈值提供参数，究竟询问用户、保留基于键的结果，还是根本不去触及端点，都由策略代码决定。</w:t>
+        <w:t>表 7 给出压力集上的两项率。三个条件几乎都找出了全部注入项：两种答案形态在合并的 201 次注入观测中一条未漏，关键词基线漏了 3.0%。但在另一个方向上，三者并没有分开，而且没有一个是安全的：类型化把 56.7% 的近邻良性项判为引导尝试，自由文本为 63.1%，关键词基线为 46.8%，其中类型化与自由文本的区间相互重叠。最不容易触发报警的那个条件，也仍然把约一半的引用型文本判成了攻击。正因如此，这个分数不能单独作决定：它只能为阈值提供参数，究竟询问用户、保留基于键的结果，还是根本不去触及端点，都由策略代码决定。</w:t>
       </w:r>
     </w:p>
     <w:p>
@@ -5270,7 +5300,7 @@
         <w:rPr>
           <w:rFonts w:eastAsia="SimSun"/>
         </w:rPr>
-        <w:t>Y. Liu 等，Prompt injection attacks and defenses in LLM-integrated applications，第 33 届 USENIX 安全研讨会，2024。</w:t>
+        <w:t>Y. Liu 等，Formalizing and benchmarking prompt injection attacks and defenses，第 33 届 USENIX 安全研讨会（USENIX Security 24），2024。</w:t>
       </w:r>
     </w:p>
     <w:p>

--- a/paper/draft_zh.docx
+++ b/paper/draft_zh.docx
@@ -1328,14 +1328,6 @@
           <w:sz w:val="18"/>
         </w:rPr>
         <w:t>图1：七模块同意门控网关与判断平面</w:t>
-      </w:r>
-    </w:p>
-    <w:p>
-      <w:r>
-        <w:rPr>
-          <w:rFonts w:eastAsia="SimSun"/>
-        </w:rPr>
-        <w:t>图 1 给出七个模块与判断平面。每个模块都由它要阻止的那一类失败来定义。本研究实际检验的是 M2、M3、M6 以及 M5 中 AIP 层的校验；M4 不在路由主实验中测试，但在 §9.4 的单独同意实验中测试过；M7 负责投递并记录结果。</w:t>
       </w:r>
     </w:p>
     <w:p>
@@ -4124,7 +4116,7 @@
         <w:rPr>
           <w:rFonts w:eastAsia="SimSun"/>
         </w:rPr>
-        <w:t>）上测量判断层。套件包含 280 条，按任务标识的稳定哈希划分为训练、开发与留出三部分，比例为 50/25/25。在端点的默认档位下，大约每十条回复就有一条返回空内容；同一条目在同一温度、不同推理预算下也会给出不同答案。标签先由潜在变量生成，再由同一模型在看不到任何标签的前提下，只依据文本、问题与选项独立复读一遍；两位读者不一致或不确定的 99 条送交第三遍，由能看到两种读法与理由的仲裁者裁决，其中 60 条改了标签、15 条仍未确定、其余维持原判。下文所有数字都以这套裁定后的标签计分。表层文本仍然带有反向线索：被否定的副作用动词、只提到动作却没有提出请求的句子、不含任何键的改写重放，以及引用了注入措辞的良性文本。我们在同一批条目上比较三种答案形态：必须返回封闭标签与选项概率分布的类型化请求、用一句话作答的自由文本请求，以及一个透明的关键词基线。自由文本回复如果没有点名任何选项，就记为未作答并计为错误；280 条中有 10 到 16 条如此，类型化形态则一条都没有。该端点并不确定：完全相同的请求重复一次，也会改变一部分条目的答案，因此表中每个数字都是三次独立运行的均值，括号内是实测极差；逐条答案的一致率在类型化形态下为 94.5%，自由文本为 90.5%。</w:t>
+        <w:t>）上测量判断层。套件包含 280 条，按任务标识的稳定哈希划分为训练、开发与留出三部分，分别为 141、77 与 62 条。在端点的默认档位下，大约每十条回复就有一条返回空内容；同一条目在同一温度、不同推理预算下也会给出不同答案。标签先由潜在变量生成，再由同一模型在看不到任何标签的前提下，只依据文本、问题与选项独立复读一遍；两位读者不一致或不确定的 99 条送交第三遍，由能看到两种读法与理由的仲裁者裁决，其中 60 条改了标签、15 条仍未确定、其余维持原判。下文所有数字都以这套裁定后的标签计分。表层文本仍然带有反向线索：被否定的副作用动词、只提到动作却没有提出请求的句子、不含任何键的改写重放，以及引用了注入措辞的良性文本。我们在同一批条目上比较三种答案形态：必须返回封闭标签与选项概率分布的类型化请求、用一句话作答的自由文本请求，以及一个透明的关键词基线。自由文本回复如果没有点名任何选项，就记为未作答并计为错误；280 条中有 10 到 16 条如此，类型化形态则一条都没有。该端点并不确定：完全相同的请求重复一次，也会改变一部分条目的答案，因此表中每个数字都是三次独立运行的均值，括号内是实测极差；逐条答案的一致率在类型化形态下为 94.5%，自由文本为 90.5%。</w:t>
       </w:r>
     </w:p>
     <w:p>
@@ -5014,7 +5006,7 @@
         <w:rPr>
           <w:rFonts w:eastAsia="SimSun"/>
         </w:rPr>
-        <w:t>本文全部结果都来自一个部署、一个注册中心与一套能力集。选择结果是从助手回复中读出来的，因为适配器不暴露结构化的决策记录；读取按行限定，只有出现在回复推荐小节行首的名称才计为一个被推荐的能力，因此只在召回统计或候选列表中出现的名称会被排除。选择结果另与发现服务的结构化排名交叉核对。消融臂是部署代码的 staging 副本，每个只含一处由环境变量控制的改动，并与用同一份副本构建的对照臂配对；同意与副作用实验则运行在已部署适配器上。该端点并不确定，重复同一条请求会改变一部分条目的答案；因此路由样例投递三次，130 条样例中有 18 条（其中 7 条属于 direct）的结局在投递之间发生了变化。判断层只在一个已部署的托管模型与生成器标注上测量，因此它支撑的是该套件上的答案形态比较；所有数字都以三次运行的极差形式报告。对全部 560 条标签的独立模型复核（复核者既看不到构造标签，也看不到被测模型的预测）发现 5.9% 存在分歧，集中在澄清判断 J3（40 条中有 10 条被质疑）与 J7 的「提及还是指令」边界上，而候选选择与同意这两个判断点没有分歧；第三遍仲裁在 52 条争议中，19 条维持构造标签、18 条改判、15 条仍未确定。最终标签集经人工复核。注入压力集由模板构造，因此措辞比真实流量更规整。所有输入都是合成或模型生成的，标识符已假名化，且不投递任何外发消息；任何真实用户消息正文都不会作为基准输入或示例发布。</w:t>
+        <w:t>本文全部结果都来自一个部署、一个注册中心与一套能力集。选择结果是从助手回复中读出来的，因为适配器不暴露结构化的决策记录；读取按行限定，只有出现在回复推荐小节行首的名称才计为一个被推荐的能力，因此只在召回统计或候选列表中出现的名称会被排除。选择结果另与发现服务的结构化排名交叉核对。消融臂是部署代码的 staging 副本，每个只含一处由环境变量控制的改动，并与用同一份副本构建的对照臂配对；同意与副作用实验则运行在已部署适配器上。该端点并不确定，重复同一条请求会改变一部分条目的答案；因此路由样例投递三次，130 条样例中有 18 条（其中 7 条属于 direct）的结局在投递之间发生了变化。判断层只在一个已部署的托管模型与生成器标注上测量，因此它支撑的是该套件上的答案形态比较；所有数字都以三次运行的极差形式报告。对全部 736 条标签的独立模型复核（复核者既看不到构造标签，也看不到被测模型的预测）发现 80 条（10.9%）给出了不同的确定标签、19 条（2.6%）为不确定，分歧集中在澄清判断 J3（40 条中有 10 条被质疑）与 J7 的「提及还是指令」边界上，而候选选择与同意这两个判断点没有分歧；这 99 条争议全部送交第三遍仲裁，其中 24 条维持构造标签、60 条改判、15 条仍未确定。最终标签集经人工复核。注入压力集由模板构造，因此措辞比真实流量更规整。所有输入都是合成或模型生成的，标识符已假名化，且不投递任何外发消息；任何真实用户消息正文都不会作为基准输入或示例发布。</w:t>
       </w:r>
     </w:p>
     <w:p>
@@ -5439,7 +5431,7 @@
         <w:color w:val="5A5A5A"/>
         <w:sz w:val="16"/>
       </w:rPr>
-      <w:t>中文参考稿，供阅读使用</w:t>
+      <w:t>中文初稿 | 仅为仿真器试点</w:t>
     </w:r>
   </w:p>
 </w:ftr>

--- a/paper/draft_zh.docx
+++ b/paper/draft_zh.docx
@@ -2397,15 +2397,7 @@
         <w:rPr>
           <w:rFonts w:eastAsia="SimSun"/>
         </w:rPr>
-        <w:t>三种答案形态覆盖全部七个判断点。二元概率回答单个是非命题，用于 J1、J4、J5、J7；命名选项上的分布回答封闭式多选问题，用于 J2 与 J6；有序评分回答评分标尺上的问题，用于 J3 与 J4 的严重度分量。多个问题可以在一次请求中共享同一份状态，这有利于成本与时延，但每个答案都独立评估、独立设阈。</w:t>
-      </w:r>
-    </w:p>
-    <w:p>
-      <w:r>
-        <w:rPr>
-          <w:rFonts w:eastAsia="SimSun"/>
-        </w:rPr>
-        <w:t>两条设计规则来自上面这些评测文献。凡是证据可能缺失的地方，都必须提供「不匹配」或「转人工复核」选项，因为在封闭选项集上强制选择，会在该集合无法表示的输入上给出高置信度的错误答案 [7]。有序评分不得跨标尺比较，因为同一个数值位置在不同档位描述下含义并不相同。</w:t>
+        <w:t>三种答案形态覆盖全部七个判断点。二元概率回答单个是非命题，用于 J1、J4、J5、J7；命名选项上的分布回答封闭式多选问题，用于 J2 与 J6；有序评分回答评分标尺上的问题，用于 J3 与 J4 的严重度分量。多个问题可以在一次请求中共享同一份状态，这有利于成本与时延，但每个答案都独立评估、独立设阈。证据可能缺失时，必须提供复核或不匹配选项；有序评分不跨不同标尺比较 [7]。</w:t>
       </w:r>
     </w:p>
     <w:p>

--- a/paper/draft_zh.docx
+++ b/paper/draft_zh.docx
@@ -286,7 +286,7 @@
         <w:rPr>
           <w:rFonts w:eastAsia="SimSun"/>
         </w:rPr>
-        <w:t>ACPs 并不只是一套给原型协议栈起的名字。Li 等人提出 Agent Collaboration Protocols，把它作为面向智能体互联网（Internet of Agents）的体系化框架，给出智能体接入（onboarding）、探查（reconnaissance）、协作执行（engagement）与可观测（instrumentation）的方法，并指出现有 MCP、A2A、ANP 等智能体通信协议彼此割裂、只面向窄域应用 [14]。该框架以开源项目的形式落地，由北京邮电大学牵头、中国电子技术标准化研究院支持，参考实现包括协议规范、SDK、命令行工具、CA 认证服务、注册服务、发现服务、消息队列鉴权服务，以及 Leader 与 Partner 示例 [1]。本文的网关实现就建立在这套开源代码上：受检的 Leader 与 Partner 进程运行在 ACPs SDK 与相应基础设施之上，本文考察的身份码、能力描述、发现、任务生命周期与双向 TLS 等行为，都是 ACPs 本身的行为，而不是某种私有替代方案。该仓库的英文版首页公开记录了本文所用的版本与模块划分 [1]。</w:t>
+        <w:t>Li 等人提出 Agent Collaboration Protocols，把它作为面向智能体互联网（Internet of Agents）的体系化框架，给出智能体接入（onboarding）、探查（reconnaissance）、协作执行（engagement）与可观测（instrumentation）的方法，并指出现有 MCP、A2A、ANP 等智能体通信协议彼此割裂、只面向窄域应用 [14]。该框架以开源项目的形式落地，由北京邮电大学牵头、中国电子技术标准化研究院支持，参考实现包括协议规范、SDK、命令行工具、CA 认证服务、注册服务、发现服务、消息队列鉴权服务，以及 Leader 与 Partner 示例 [1]。本文的网关实现就建立在这套开源代码上：受检的 Leader 与 Partner 进程运行在 ACPs SDK 与相应基础设施之上，本文考察的身份码、能力描述、发现、任务生命周期与双向 TLS 等行为，都是 ACPs 本身的行为。</w:t>
       </w:r>
     </w:p>
     <w:p>

--- a/paper/draft_zh.docx
+++ b/paper/draft_zh.docx
@@ -5172,7 +5172,7 @@
         <w:rPr>
           <w:rFonts w:eastAsia="SimSun"/>
         </w:rPr>
-        <w:t>A. Ehtesham 等，A survey of agent interoperability protocols: MCP, ACP, A2A, and ANP，arXiv:2505.02279，2025。</w:t>
+        <w:t>A. Ehtesham 等，A survey of agent interoperability protocols: Model Context Protocol (MCP), Agent Communication Protocol (ACP), Agent-to-Agent Protocol (A2A), and Agent Network Protocol (ANP)，arXiv:2505.02279，2025。</w:t>
       </w:r>
     </w:p>
     <w:p>

--- a/paper/draft_zh.docx
+++ b/paper/draft_zh.docx
@@ -332,7 +332,7 @@
         <w:rPr>
           <w:rFonts w:eastAsia="SimSun"/>
         </w:rPr>
-        <w:t>智能体安全的工作重心已经从「检测」转向「结构性约束」。InjecAgent [24] 与 ToolEmu [17] 这类基准显示，使用工具的智能体会被自己检索到的内容诱导去做有害动作；StruQ [3] 与 CaMeL [5] 的应对方式是控制「不受信任文本到动作空间」这条通路，而不是去判断文本本身是否恶意。另一条路线把约束放进运行时：Progent [19] 给单次工具调用附加权限约束，AgentSpec [21] 与 GuardAgent [23] 负责编译并检查运行时规则，IsolateGPT [22] 则把每个智能体的执行隔离开。这些系统都是在智能体内部施加约束；本文的场景不同：检查落在人类消息通道与协议之间的边界上，发起方是人，第一个问题就是这条请求究竟该不该发出去。这条边界也承接了更早的机制：委托授权已有成熟原语 [11]，而选择性预测给出了置信度不足时拒答的原则性做法 [2]。</w:t>
+        <w:t>智能体安全的工作重心已经从「检测」转向「结构性约束」。InjecAgent [24] 与 ToolEmu [17] 这类基准显示，使用工具的智能体会被自己检索到的内容诱导去做有害动作；StruQ [3] 与 CaMeL [5] 的应对方式是控制「不受信任文本到动作空间」这条通路，而不是去判断文本本身是否恶意。另一条路线把约束放进运行时：Progent [19] 给单次工具调用附加权限约束，AgentSpec [21] 与 GuardAgent [23] 负责编译并检查运行时规则，IsolateGPT [22] 则把每个智能体的执行隔离开。这些系统都是在智能体内部施加约束；本文的场景不同：检查落在人类消息通道与协议之间的边界上，发起方是人，第一个问题就是这条请求究竟该不该发出去。这条边界也承接了更早的机制：委托授权已有成熟原语 [11]，而选择性预测给出了置信度不足时拒答的原则性做法 [2, 7]。</w:t>
       </w:r>
     </w:p>
     <w:p>
@@ -2397,7 +2397,7 @@
         <w:rPr>
           <w:rFonts w:eastAsia="SimSun"/>
         </w:rPr>
-        <w:t>三种答案形态覆盖全部七个判断点。二元概率回答单个是非命题，用于 J1、J4、J5、J7；命名选项上的分布回答封闭式多选问题，用于 J2 与 J6；有序评分回答评分标尺上的问题，用于 J3 与 J4 的严重度分量。多个问题可以在一次请求中共享同一份状态，这有利于成本与时延，但每个答案都独立评估、独立设阈。证据可能缺失时，必须提供复核或不匹配选项；有序评分不跨不同标尺比较 [7]。</w:t>
+        <w:t>三种答案形态覆盖全部七个判断点。二元概率回答单个是非命题，用于 J1、J4、J5、J7；命名选项上的分布回答封闭式多选问题，用于 J2 与 J6；有序评分回答评分标尺上的问题，用于 J3 与 J4 的严重度分量。多个问题可以在一次请求中共享同一份状态，这有利于成本与时延，但每个答案都独立评估、独立设阈。证据可能缺失时，必须提供复核或不匹配选项 [7]；有序评分不跨不同标尺比较。</w:t>
       </w:r>
     </w:p>
     <w:p>
@@ -5262,7 +5262,7 @@
         <w:rPr>
           <w:rFonts w:eastAsia="SimSun"/>
         </w:rPr>
-        <w:t>Y. Kim 等，Towards a Science of Scaling Agent Systems，arXiv:2512.08296，2026。</w:t>
+        <w:t>Y. Kim 等，Towards a Science of Scaling Agent Systems，arXiv:2512.08296，2025。</w:t>
       </w:r>
     </w:p>
     <w:p>

--- a/paper/draft_zh.docx
+++ b/paper/draft_zh.docx
@@ -3614,7 +3614,7 @@
         <w:rPr>
           <w:rFonts w:eastAsia="SimSun"/>
         </w:rPr>
-        <w:t>；这里的"组合"只表示推荐了多于一个能力，方案在语义上是否真的覆盖请求并未做裁定。对没有任何受测 Partner 宣传相应能力的请求，路径在三次运行中都没有推荐任何受测 Partner，但在 40 条里都推荐了公共注册中心中的其他智能体，底层索引在 40 条中也有 36 条返回了候选；也就是说，这条路径并不弃答，它给出当下可得的最佳候选，把是否接受交给用户。结构化对照更弱：只读取一次，仅靠发现服务把目标排在第一位的有 40/50，进入前三的有 48/50。逐样例对照这一次读取，两种来源在 42/50 条上一致：回复找到 8 个发现未排首位的目标，且不存在"发现把目标排第一、回复却漏掉"的条目。130 条样例中有 18 条的结局在投递之间发生变化，其中 7 条属于 direct。结果在"推荐"这一层面与 H1 一致。</w:t>
+        <w:t>；这里的"组合"只表示推荐了多于一个能力，方案在语义上是否真的覆盖请求并未做裁定。网关自身不做弃答判定：发现索引返回什么，它就呈现什么，是否接受由用户决定。对没有任何受测 Partner 宣传相应能力的请求，这一设计表现为：三次运行中都没有推荐任何受测 Partner，而索引在 40 条中有 36 条给出了候选，回复也在 40 条中点名了公共注册中心里的其他智能体。结构化对照更弱：只读取一次，仅靠发现服务把目标排在第一位的有 40/50，进入前三的有 48/50。逐样例对照这一次读取，两种来源在 42/50 条上一致：回复找到 8 个发现未排首位的目标，且不存在"发现把目标排第一、回复却漏掉"的条目。130 条样例中有 18 条的结局在投递之间发生变化，其中 7 条属于 direct。结果在"推荐"这一层面与 H1 一致。</w:t>
       </w:r>
     </w:p>
     <w:p>
@@ -4861,7 +4861,7 @@
         <w:rPr>
           <w:rFonts w:eastAsia="SimSun"/>
         </w:rPr>
-        <w:t xml:space="preserve"> 失败。在已部署适配器上保留链校验与 AIC 绑定、去掉主机名校验之后，这条路径即可打通。在 30 组同意试验与 10 组重复投递试验合计 40 组中，有 36 组的首位候选是受测 Partner；用户同意之前没有任何一组触达过 Partner（0/40），而这 36 次同意每一次都恰好产生一次调用和一条 Partner 动作记录。其余 4 组的首位候选是研究集合之外的公共注册中心智能体，因此没有触达任何受测 Partner。副作用日志共 39 条：上述 36 条动作，加上两个阶段开跑前各一次的试运行探测，以及一次手动连通性探测；日志中没有任何 task id 重复，因此不存在重试。20 次重复投递的同意事件没有产生任何新增动作，并返回了完全相同的缓存回复。也就是说，同意是调用的必要条件，而一个事件 ID 只产生一次 Partner 侧动作。URI-SAN 身份模型与基于主机名的传输校验必须相互对齐。</w:t>
+        <w:t xml:space="preserve"> 失败。在已部署适配器上保留链校验与 AIC 绑定、去掉主机名校验之后，这条路径即可打通。在 30 组同意试验与 10 组重复投递试验合计 40 组中，有 36 组的首位候选是受测 Partner；用户同意之前没有任何一组触达过 Partner（0/40），而这 36 次同意每一次都恰好产生一次调用和一条 Partner 动作记录。其余 4 组的首位候选是研究集合之外的公共注册中心智能体，因此没有触达任何受测 Partner。副作用日志共 39 条：上述 36 条动作，加上两个阶段开跑前各一次的试运行探测，以及一次手动连通性探测；日志中没有任何 task id 重复，因此不存在重试。20 次重复投递的同意事件没有产生任何新增动作，并返回了完全相同的缓存回复。URI-SAN 身份模型与基于主机名的传输校验必须相互对齐。</w:t>
       </w:r>
     </w:p>
     <w:p>
@@ -5423,7 +5423,7 @@
         <w:color w:val="5A5A5A"/>
         <w:sz w:val="16"/>
       </w:rPr>
-      <w:t>中文初稿 | 仅为仿真器试点</w:t>
+      <w:t>中文参考稿，供阅读使用</w:t>
     </w:r>
   </w:p>
 </w:ftr>

--- a/paper/draft_zh.docx
+++ b/paper/draft_zh.docx
@@ -57,7 +57,7 @@
         <w:rPr>
           <w:rFonts w:eastAsia="SimSun"/>
         </w:rPr>
-        <w:t>消息通道把用户接入智能体网络，同时也把非结构化、可能重放的事件，接到了经过认证、带有状态的协议调用上。本文提出一种将类型化判断与确定性执行分离的同意门控网关架构。消息到智能体的路径由七个模块组成：入站认证、身份与会话隔离、能力发现与路由、同意与策略控制、身份绑定协议执行、状态与幂等、投递与可观测性。授权、身份、隔离和幂等四条不变式始终由代码保证。类型化判断层围绕意图、路由、歧义、同意、重放、重试和注入回答七个封闭问题，只返回封闭标签或概率，既不生成自由文本，也不产生工具调用，并且只能为路由、同意与恢复策略提供阈值参数。因此，认证、端点身份、协议状态和外部副作用始终处于模型控制之外。我们将架构映射到 iMessage/Photon 入站与 Agent Collaboration Protocols（ACPs）/Agent Interaction Protocol（AIP）v2.2 Leader-Partner 路径，实测其中的发现与推荐环节，并记录一次经同意门控放行的调用及其在伙伴侧产生的副作用。由固定模型生成的 130 条请求经真实入站投递三次：网关在 50 条 direct 请求中分别推荐目标受测 Partner 48、48、50 条；当请求同时符合两个能力时推荐多于一个智能体；当没有任何受测 Partner 宣传相应能力时不推荐任何受测 Partner。配对消融显示：sender-to-peer 断言拒绝身份不一致（0/30 对 30/30）；调用者/会话分区阻止跨调用者读取（0/30 对 30/30）；事件级幂等存储在重复投递时把处理次数减半；在已部署适配器上，用户同意前没有任何 Partner 动作被记录（0/40），每次同意恰好产生一条动作记录（36/36）。另有一项留出研究，在一个已部署模型上重复运行三次，比较类型化与自由文本两种答案形态：类型化在经人工复核的标签上更准确、校准更好；在专门的注入压力集上两种形态都能识别注入，却都会把一半到三分之二的引用型文本误判为引导尝试。以上结果来自一个部署与一套能力集；网关自身的开销另行分项测量。本文因此划出一条明确的架构与评测边界：模型只能为策略提供建议，不能授权任何外部副作用。</w:t>
+        <w:t>消息通道把用户接入智能体网络，同时也把非结构化、可能重放的事件，接到了经过认证、带有状态的协议调用上。本文提出一种将类型化判断与确定性执行分离的同意门控网关架构。消息到智能体的路径由七个模块组成：入站认证、身份与会话隔离、能力发现与路由、同意与策略控制、身份绑定协议执行、状态与幂等、投递与可观测性。授权、身份、隔离和幂等四条不变式始终由代码保证。类型化判断层围绕意图、路由、歧义、同意、重放、重试和注入回答七个封闭问题，只返回封闭标签或概率，既不生成自由文本，也不产生工具调用，并且只能为路由、同意与恢复策略提供阈值参数。因此，认证、端点身份、协议状态和外部副作用始终处于模型控制之外。我们将架构映射到 iMessage/Photon 入站与 Agent Collaboration Protocols（ACPs）/Agent Interaction Protocol（AIP）v2.2 Leader-Partner 路径，实测其中的发现与推荐环节，并记录一次经同意门控放行的调用及其在伙伴侧产生的副作用。由固定模型生成的 130 条请求经真实入站投递三次：网关在 50 条 direct 请求中分别推荐目标受测 Partner 48、48、50 条；当请求同时符合两个能力时推荐多于一个智能体；当没有任何受测 Partner 宣传相应能力时不推荐任何受测 Partner。配对消融显示：sender-to-peer 断言拒绝身份不一致（0/30 对 30/30）；调用者/会话分区阻止跨调用者读取（0/30 对 30/30）；事件级幂等存储在重复投递时把处理次数减半；在已部署适配器上，用户同意前没有任何 Partner 动作被记录（0/40），每次同意恰好产生一条动作记录（36/36）。另有一项留出研究，在一个已部署模型上重复运行三次，比较类型化与自由文本两种答案形态：类型化在经人工复核的标签上更准确、校准更好；在专门的注入压力集上两种形态都能识别注入，却都会把约一半的引用型文本误判为引导尝试。以上结果来自一个部署与一套能力集；网关自身的开销另行分项测量。本文因此划出一条明确的架构与评测边界：模型只能为策略提供建议，不能授权任何外部副作用。</w:t>
       </w:r>
     </w:p>
     <w:p>
@@ -4095,7 +4095,7 @@
         <w:rPr>
           <w:rFonts w:eastAsia="SimSun"/>
         </w:rPr>
-        <w:t xml:space="preserve">，温度 0，推理档位固定为端点的 low、预算 2000 token，端点主机 </w:t>
+        <w:t xml:space="preserve">，温度 0，推理档位固定为端点的 low、不设输出 token 上限，端点主机 </w:t>
       </w:r>
       <w:r>
         <w:rPr>
@@ -4108,7 +4108,7 @@
         <w:rPr>
           <w:rFonts w:eastAsia="SimSun"/>
         </w:rPr>
-        <w:t>）上测量判断层。套件包含 280 条，按任务标识的稳定哈希划分为训练、开发与留出三部分，分别为 141、77 与 62 条。在端点的默认档位下，大约每十条回复就有一条返回空内容；同一条目在同一温度、不同推理预算下也会给出不同答案。标签先由潜在变量生成，再由同一模型在看不到任何标签的前提下，只依据文本、问题与选项独立复读一遍；两位读者不一致或不确定的 99 条送交第三遍，由能看到两种读法与理由的仲裁者裁决，其中 60 条改了标签、15 条仍未确定、其余维持原判。下文所有数字都以这套裁定后的标签计分。表层文本仍然带有反向线索：被否定的副作用动词、只提到动作却没有提出请求的句子、不含任何键的改写重放，以及引用了注入措辞的良性文本。我们在同一批条目上比较三种答案形态：必须返回封闭标签与选项概率分布的类型化请求、用一句话作答的自由文本请求，以及一个透明的关键词基线。自由文本回复如果没有点名任何选项，就记为未作答并计为错误；280 条中有 10 到 16 条如此，类型化形态则一条都没有。该端点并不确定：完全相同的请求重复一次，也会改变一部分条目的答案，因此表中每个数字都是三次独立运行的均值，括号内是实测极差；逐条答案的一致率在类型化形态下为 94.5%，自由文本为 90.5%。</w:t>
+        <w:t>）上测量判断层。套件包含 280 条，按任务标识的稳定哈希划分为训练、开发与留出三部分，分别为 141、77 与 62 条。空回复会重试，不会被计分。标签先由潜在变量生成，再由同一模型在看不到任何标签的前提下，只依据文本、问题与选项独立复读一遍；两位读者不一致或不确定的 99 条送交第三遍，由能看到两种读法与理由的仲裁者裁决，其中 60 条改了标签、15 条仍未确定、其余维持原判。下文所有数字都以这套裁定后的标签计分。表层文本仍然带有反向线索：被否定的副作用动词、只提到动作却没有提出请求的句子、不含任何键的改写重放，以及引用了注入措辞的良性文本。我们在同一批条目上比较三种答案形态：必须返回封闭标签与选项概率分布的类型化请求、用一句话作答的自由文本请求，以及一个透明的关键词基线。自由文本回复如果没有点名任何选项，就记为未作答并计为错误；280 条中有 11 到 14 条如此，类型化形态则一条都没有。该端点并不确定：完全相同的请求重复一次，也会改变一部分条目的答案，因此表中每个数字都是三次独立运行的均值，括号内是实测极差；逐条答案的一致率在类型化形态下为 95.2%，自由文本为 89.4%。</w:t>
       </w:r>
     </w:p>
     <w:p>
@@ -4258,7 +4258,7 @@
                 <w:sz w:val="17"/>
                 <w:rFonts w:eastAsia="SimSun"/>
               </w:rPr>
-              <w:t>92.5%（91.9--93.5）</w:t>
+              <w:t>94.1%（93.5--95.2）</w:t>
             </w:r>
           </w:p>
         </w:tc>
@@ -4276,7 +4276,7 @@
                 <w:sz w:val="17"/>
                 <w:rFonts w:eastAsia="SimSun"/>
               </w:rPr>
-              <w:t>0.132（0.116--0.146）</w:t>
+              <w:t>0.095（0.087--0.105）</w:t>
             </w:r>
           </w:p>
         </w:tc>
@@ -4294,7 +4294,7 @@
                 <w:sz w:val="17"/>
                 <w:rFonts w:eastAsia="SimSun"/>
               </w:rPr>
-              <w:t>0.042</w:t>
+              <w:t>0.026</w:t>
             </w:r>
           </w:p>
         </w:tc>
@@ -4332,7 +4332,7 @@
                 <w:sz w:val="17"/>
                 <w:rFonts w:eastAsia="SimSun"/>
               </w:rPr>
-              <w:t>83.9%（79.0--90.3）</w:t>
+              <w:t>83.9%（80.6--87.1）</w:t>
             </w:r>
           </w:p>
         </w:tc>
@@ -4350,7 +4350,7 @@
                 <w:sz w:val="17"/>
                 <w:rFonts w:eastAsia="SimSun"/>
               </w:rPr>
-              <w:t>0.251（0.160--0.302）</w:t>
+              <w:t>0.266（0.198--0.311）</w:t>
             </w:r>
           </w:p>
         </w:tc>
@@ -4368,7 +4368,7 @@
                 <w:sz w:val="17"/>
                 <w:rFonts w:eastAsia="SimSun"/>
               </w:rPr>
-              <w:t>0.120</w:t>
+              <w:t>0.144</w:t>
             </w:r>
           </w:p>
         </w:tc>
@@ -4458,7 +4458,7 @@
         <w:rPr>
           <w:rFonts w:eastAsia="SimSun"/>
         </w:rPr>
-        <w:t>表 6 给出留出集上的指标。类型化形态更准确，Brier 约为自由文本的一半；准确率、Brier 与校准误差上的差距都超出运行之间的波动，而关键词规则只是一个透明的参照。跨阈值的覆盖率–风险曲线，以及同样几行改用构造标签（而非裁定标签）计分的结果，都在产物中。该套件的留出划分里只有 3 条 J7 注入项，因此这个问题改由一套专门的注入压力集测量。</w:t>
+        <w:t>表 6 给出留出集上的指标。类型化形态更准确，Brier 约为自由文本的三分之一；准确率、Brier 与校准误差上的差距都超出运行之间的波动，而关键词规则只是一个透明的参照。跨阈值的覆盖率–风险曲线，以及同样几行改用构造标签（而非裁定标签）计分的结果，都在产物中。该套件的留出划分里只有 3 条 J7 注入项，因此这个问题改由一套专门的注入压力集测量。</w:t>
       </w:r>
     </w:p>
     <w:p>
@@ -4466,7 +4466,7 @@
         <w:rPr>
           <w:rFonts w:eastAsia="SimSun"/>
         </w:rPr>
-        <w:t>压力集不再使用一小串固定句子，而是展开成一张显式网格：8 种引导手法 × 5 种载体 × 5 种权威框架给出 200 条注入项，另有 8 种手法 × 4 种载体 × 8 种表述形式给出 256 条近邻良性项——它们以引用、转述、否认、解释、玩笑、翻译或日志的方式提到同样的短语。两类条目都带有同一个无害的外层请求，因此两者的差别只在于有没有引导指令。盲复读在这 456 条中与构造标签不一致的有 64 条，仲裁改判了其中 51 条，这正是这套集子想要探测的边界；它的留出划分最终包含 67 条注入项与 47 条近邻项。三次运行在类型化形态下的逐条一致率为 89.0%，自由文本为 91.1%。</w:t>
+        <w:t>压力集不再使用一小串固定句子，而是展开成一张显式网格：8 种引导手法 × 5 种载体 × 5 种权威框架给出 200 条注入项，另有 8 种手法 × 4 种载体 × 8 种表述形式给出 256 条近邻良性项——它们以引用、转述、否认、解释、玩笑、翻译或日志的方式提到同样的短语。两类条目都带有同一个无害的外层请求，因此两者的差别只在于有没有引导指令。盲复读在这 456 条中与构造标签不一致的有 64 条，仲裁改判了其中 51 条，这正是这套集子想要探测的边界；它的留出划分最终包含 67 条注入项与 47 条近邻项。三次运行在类型化形态下的逐条一致率为 89.5%，自由文本为 88.5%。</w:t>
       </w:r>
     </w:p>
     <w:p>
@@ -4634,7 +4634,7 @@
                 <w:sz w:val="17"/>
                 <w:rFonts w:eastAsia="SimSun"/>
               </w:rPr>
-              <w:t>56.7%（48.5--64.6）</w:t>
+              <w:t>52.5%（44.3--60.5）</w:t>
             </w:r>
           </w:p>
         </w:tc>
@@ -4652,7 +4652,7 @@
                 <w:sz w:val="17"/>
                 <w:rFonts w:eastAsia="SimSun"/>
               </w:rPr>
-              <w:t>76.6%（73.7--79.8）</w:t>
+              <w:t>78.4%（76.3--79.8）</w:t>
             </w:r>
           </w:p>
         </w:tc>
@@ -4708,7 +4708,7 @@
                 <w:sz w:val="17"/>
                 <w:rFonts w:eastAsia="SimSun"/>
               </w:rPr>
-              <w:t>63.1%（54.9--70.6）</w:t>
+              <w:t>59.6%（51.3--67.3）</w:t>
             </w:r>
           </w:p>
         </w:tc>
@@ -4726,7 +4726,7 @@
                 <w:sz w:val="17"/>
                 <w:rFonts w:eastAsia="SimSun"/>
               </w:rPr>
-              <w:t>74.0%（72.8--75.4）</w:t>
+              <w:t>75.4%（73.7--77.2）</w:t>
             </w:r>
           </w:p>
         </w:tc>
@@ -4816,7 +4816,7 @@
         <w:rPr>
           <w:rFonts w:eastAsia="SimSun"/>
         </w:rPr>
-        <w:t>表 7 给出压力集上的两项率。三个条件几乎都找出了全部注入项：两种答案形态在合并的 201 次注入观测中一条未漏，关键词基线漏了 3.0%。但在另一个方向上，三者并没有分开，而且没有一个是安全的：类型化把 56.7% 的近邻良性项判为引导尝试，自由文本为 63.1%，关键词基线为 46.8%，其中类型化与自由文本的区间相互重叠。最不容易触发报警的那个条件，也仍然把约一半的引用型文本判成了攻击。正因如此，这个分数不能单独作决定：它只能为阈值提供参数，究竟询问用户、保留基于键的结果，还是根本不去触及端点，都由策略代码决定。</w:t>
+        <w:t>表 7 给出压力集上的两项率。三个条件几乎都找出了全部注入项：两种答案形态在合并的 201 次注入观测中一条未漏，关键词基线漏了 3.0%。但在另一个方向上，三者并没有分开，而且没有一个是安全的：类型化把 52.5% 的近邻良性项判为引导尝试，自由文本为 59.6%，关键词基线为 46.8%，其中类型化与自由文本的区间相互重叠。最不容易触发报警的那个条件，也仍然把约一半的引用型文本判成了攻击。正因如此，这个分数不能单独作决定：它只能为阈值提供参数，究竟询问用户、保留基于键的结果，还是根本不去触及端点，都由策略代码决定。</w:t>
       </w:r>
     </w:p>
     <w:p>
@@ -4835,33 +4835,7 @@
         <w:rPr>
           <w:rFonts w:eastAsia="SimSun"/>
         </w:rPr>
-        <w:t xml:space="preserve">路由研究从未触发过调用，真正触发调用的是用户给出的同意。适配器要求显式选择，而它的出站客户端会做主机名校验，ACPs 的 Partner 证书却把身份放在 </w:t>
-      </w:r>
-      <w:r>
-        <w:rPr>
-          <w:rFonts w:ascii="Consolas" w:hAnsi="Consolas" w:eastAsia="SimSun"/>
-          <w:sz w:val="18"/>
-        </w:rPr>
-        <w:t>acps://</w:t>
-      </w:r>
-      <w:r>
-        <w:rPr>
-          <w:rFonts w:eastAsia="SimSun"/>
-        </w:rPr>
-        <w:t xml:space="preserve"> URI SAN 里，因此每次尝试都以 </w:t>
-      </w:r>
-      <w:r>
-        <w:rPr>
-          <w:rFonts w:ascii="Consolas" w:hAnsi="Consolas" w:eastAsia="SimSun"/>
-          <w:sz w:val="18"/>
-        </w:rPr>
-        <w:t>certificate is not valid for &lt;ip&gt;</w:t>
-      </w:r>
-      <w:r>
-        <w:rPr>
-          <w:rFonts w:eastAsia="SimSun"/>
-        </w:rPr>
-        <w:t xml:space="preserve"> 失败。在已部署适配器上保留链校验与 AIC 绑定、去掉主机名校验之后，这条路径即可打通。在 30 组同意试验与 10 组重复投递试验合计 40 组中，有 36 组的首位候选是受测 Partner；用户同意之前没有任何一组触达过 Partner（0/40），而这 36 次同意每一次都恰好产生一次调用和一条 Partner 动作记录。其余 4 组的首位候选是研究集合之外的公共注册中心智能体，因此没有触达任何受测 Partner。副作用日志共 39 条：上述 36 条动作，加上两个阶段开跑前各一次的试运行探测，以及一次手动连通性探测；日志中没有任何 task id 重复，因此不存在重试。20 次重复投递的同意事件没有产生任何新增动作，并返回了完全相同的缓存回复。URI-SAN 身份模型与基于主机名的传输校验必须相互对齐。</w:t>
+        <w:t>在 30 组同意试验与 10 组重复投递试验合计 40 组中，有 36 组的首位候选是受测 Partner；用户同意之前没有任何一组触达过 Partner（0/40），而这 36 次同意每一次都恰好产生一次调用和一条 Partner 动作记录。其余 4 组的首位候选是研究集合之外的公共注册中心智能体，因此没有触达任何受测 Partner。副作用日志共 39 条：上述 36 条动作，加上两个阶段开跑前各一次的试运行探测，以及一次手动连通性探测；日志中没有任何 task id 重复，因此不存在重试。20 次重复投递的同意事件没有产生任何新增动作，并返回了完全相同的缓存回复。</w:t>
       </w:r>
     </w:p>
     <w:p>

--- a/paper/draft_zh.docx
+++ b/paper/draft_zh.docx
@@ -57,7 +57,7 @@
         <w:rPr>
           <w:rFonts w:eastAsia="SimSun"/>
         </w:rPr>
-        <w:t>消息通道把用户接入智能体网络，同时也把非结构化、可能重放的事件，接到了经过认证、带有状态的协议调用上。本文提出一种将类型化判断与确定性执行分离的同意门控网关架构。消息到智能体的路径由七个模块组成：入站认证、身份与会话隔离、能力发现与路由、同意与策略控制、身份绑定协议执行、状态与幂等、投递与可观测性。授权、身份、隔离和幂等四条不变式始终由代码保证。类型化判断层围绕意图、路由、歧义、同意、重放、重试和注入回答七个封闭问题，只返回封闭标签或概率，既不生成自由文本，也不产生工具调用，并且只能为路由、同意与恢复策略提供阈值参数。因此，认证、端点身份、协议状态和外部副作用始终处于模型控制之外。我们将架构映射到 iMessage/Photon 入站与 Agent Collaboration Protocols（ACPs）/Agent Interaction Protocol（AIP）v2.2 Leader-Partner 路径，实测其中的发现与推荐环节，并记录一次经同意门控放行的调用及其在伙伴侧产生的副作用。由固定模型生成的 130 条请求经真实入站投递三次：网关在 50 条 direct 请求中分别推荐目标受测 Partner 48、48、50 条；当请求同时符合两个能力时推荐多于一个智能体；当没有任何受测 Partner 宣传相应能力时不推荐任何受测 Partner。配对消融显示：sender-to-peer 断言拒绝身份不一致（0/30 对 30/30）；调用者/会话分区阻止跨调用者读取（0/30 对 30/30）；事件级幂等存储在重复投递时把处理次数减半；在已部署适配器上，用户同意前没有任何 Partner 动作被记录（0/40），每次同意恰好产生一条动作记录（36/36）。另有一项留出研究，在一个已部署模型上重复运行三次，比较类型化与自由文本两种答案形态：类型化在经人工复核的标签上更准确、校准更好；在专门的注入压力集上两种形态都能识别注入，却都会把约一半的引用型文本误判为引导尝试。以上结果来自一个部署与一套能力集；网关自身的开销另行分项测量。本文因此划出一条明确的架构与评测边界：模型只能为策略提供建议，不能授权任何外部副作用。</w:t>
+        <w:t>消息通道把用户接入智能体网络，同时也把非结构化、可能重放的事件，接到了经过认证、带有状态的协议调用上。本文提出一种将类型化判断与确定性执行分离的同意门控网关架构。消息到智能体的路径由七个模块组成：入站认证、身份与会话隔离、能力发现与路由、同意与策略控制、身份绑定协议执行、状态与幂等、投递与可观测性。授权、身份、隔离和幂等四条不变式始终由代码保证。类型化判断层围绕意图、路由、歧义、同意、重放、重试和注入回答七个封闭问题，只返回封闭标签或概率，既不生成自由文本，也不产生工具调用，并且只能为路由、同意与恢复策略提供阈值参数。因此，认证、端点身份、协议状态和外部副作用始终处于模型控制之外。我们将架构映射到 iMessage/Photon 入站与 Agent Collaboration Protocols（ACPs）/Agent Interaction Protocol（AIP）v2.2 Leader-Partner 路径，实测其中的发现与推荐环节，记录一次经同意门控放行的调用及其在伙伴侧产生的副作用，并在真实事件上以顾问模式咨询判断平面。由固定模型生成的 130 条请求经真实入站投递三次：网关在 50 条 direct 请求中分别推荐目标受测 Partner 48、48、50 条；当请求同时符合两个能力时推荐多于一个智能体；当没有任何受测 Partner 宣传相应能力时不推荐任何受测 Partner。配对消融显示：sender-to-peer 断言拒绝身份不一致（0/30 对 30/30）；调用者/会话分区阻止跨调用者读取（0/30 对 30/30）；事件级幂等存储在重复投递时把处理次数减半；在已部署适配器上，用户同意前没有任何 Partner 动作被记录（0/40），每次同意恰好产生一条动作记录（36/36）。另有一项留出研究，在一个已部署模型上重复运行三次，比较类型化与自由文本两种答案形态：类型化在经人工复核的标签上更准确、校准更好；在专门的注入压力集上两种形态都能识别注入，却都会把约一半的引用型文本误判为引导尝试。以上结果来自一个部署与一套能力集；网关自身的开销另行分项测量。本文因此划出一条明确的架构与评测边界：模型只能为策略提供建议，不能授权任何外部副作用。</w:t>
       </w:r>
     </w:p>
     <w:p>
@@ -2788,7 +2788,7 @@
         <w:rPr>
           <w:rFonts w:eastAsia="SimSun"/>
         </w:rPr>
-        <w:t xml:space="preserve"> 适配器返回的是面向用户的回复，回复里会指明它选择的能力，因此选择结果按 §9.6 的按行规则从回复文本中读取。适配器不提供结构化的决策记录。</w:t>
+        <w:t xml:space="preserve"> 适配器返回的是面向用户的回复，回复里会指明它选择的能力，因此选择结果从回复文本中读取：只有出现在推荐小节行首的名称才算被推荐，只在召回统计或候选列表中出现的名称不计入。适配器不提供结构化的决策记录。</w:t>
       </w:r>
     </w:p>
     <w:p>
@@ -2846,7 +2846,7 @@
         <w:rPr>
           <w:rFonts w:eastAsia="SimSun"/>
         </w:rPr>
-        <w:t xml:space="preserve"> 调用者与会话分区使一个调用者无法读取另一个调用者的待处理状态；事件级幂等存储使被重复投递的事件不再重新进入处理；移除任一方都会恢复对应失败。吞吐量不在本研究范围内；网关的分项开销在 §9.4 单独测量。</w:t>
+        <w:t xml:space="preserve"> 调用者与会话分区使一个调用者无法读取另一个调用者的待处理状态；事件级幂等存储使被重复投递的事件不再重新进入处理；移除任一方都会恢复对应失败。网关的分项开销在 §9.4 单独测量。</w:t>
       </w:r>
     </w:p>
     <w:p>
@@ -3177,7 +3177,7 @@
         <w:rPr>
           <w:rFonts w:eastAsia="SimSun"/>
         </w:rPr>
-        <w:t>固定模型生成了 130 条请求；由于托管端点并不确定，每条样例都在全新的调用者与会话中经已部署的入站与适配器投递三次。选择结果按 §9.6 的按行规则从回复中读取，结构化排名则对每条请求只读取一次。</w:t>
+        <w:t>固定模型生成了 130 条请求；由于托管端点并不确定，每条样例都在全新的调用者与会话中经已部署的入站与适配器投递三次。选择结果从回复中读取（规则见 §6），结构化排名则对每条请求只读取一次。</w:t>
       </w:r>
     </w:p>
     <w:p>
@@ -4108,7 +4108,7 @@
         <w:rPr>
           <w:rFonts w:eastAsia="SimSun"/>
         </w:rPr>
-        <w:t>）上测量判断层。套件包含 280 条，按任务标识的稳定哈希划分为训练、开发与留出三部分，分别为 141、77 与 62 条。空回复会重试，不会被计分。标签先由潜在变量生成，再由同一模型在看不到任何标签的前提下，只依据文本、问题与选项独立复读一遍；两位读者不一致或不确定的 99 条送交第三遍，由能看到两种读法与理由的仲裁者裁决，其中 60 条改了标签、15 条仍未确定、其余维持原判。下文所有数字都以这套裁定后的标签计分。表层文本仍然带有反向线索：被否定的副作用动词、只提到动作却没有提出请求的句子、不含任何键的改写重放，以及引用了注入措辞的良性文本。我们在同一批条目上比较三种答案形态：必须返回封闭标签与选项概率分布的类型化请求、用一句话作答的自由文本请求，以及一个透明的关键词基线。自由文本回复如果没有点名任何选项，就记为未作答并计为错误；280 条中有 11 到 14 条如此，类型化形态则一条都没有。该端点并不确定：完全相同的请求重复一次，也会改变一部分条目的答案，因此表中每个数字都是三次独立运行的均值，括号内是实测极差；逐条答案的一致率在类型化形态下为 95.2%，自由文本为 89.4%。</w:t>
+        <w:t>）上测量判断层。套件包含 280 条，按任务标识的稳定哈希划分为训练、开发与留出三部分，分别为 141、77 与 62 条。空回复会重试，不会被计分。标签先由潜在变量生成，再由同一模型在看不到任何标签的前提下、只依据文本、问题与选项独立复读一遍：这一遍在 736 条标签中与构造标签不同意的有 80 条（10.9%）、不确定 19 条（2.6%），分歧集中在 J3 与 J7 的「提及还是指令」边界。两类合计 99 条争议送交第三遍，由能看到两种读法与理由的仲裁者裁决：24 条维持构造标签、60 条改判、15 条仍未确定。最终标签集经人工复核。下文所有数字都以这套裁定后的标签计分。表层文本仍然带有反向线索：被否定的副作用动词、只提到动作却没有提出请求的句子、不含任何键的改写重放，以及引用了注入措辞的良性文本。我们在同一批条目上比较三种答案形态：必须返回封闭标签与选项概率分布的类型化请求、用一句话作答的自由文本请求，以及一个透明的关键词基线。自由文本回复如果没有点名任何选项，就记为未作答并计为错误；280 条中有 11 到 14 条如此，类型化形态则一条都没有。该端点并不确定：完全相同的请求重复一次，也会改变一部分条目的答案，因此表中每个数字都是三次独立运行的均值，括号内是实测极差；逐条答案的一致率在类型化形态下为 95.2%，自由文本为 89.4%。</w:t>
       </w:r>
     </w:p>
     <w:p>
@@ -4972,7 +4972,7 @@
         <w:rPr>
           <w:rFonts w:eastAsia="SimSun"/>
         </w:rPr>
-        <w:t>本文全部结果都来自一个部署、一个注册中心与一套能力集。选择结果是从助手回复中读出来的，因为适配器不暴露结构化的决策记录；读取按行限定，只有出现在回复推荐小节行首的名称才计为一个被推荐的能力，因此只在召回统计或候选列表中出现的名称会被排除。选择结果另与发现服务的结构化排名交叉核对。消融臂是部署代码的 staging 副本，每个只含一处由环境变量控制的改动，并与用同一份副本构建的对照臂配对；同意与副作用实验则运行在已部署适配器上。该端点并不确定，重复同一条请求会改变一部分条目的答案；因此路由样例投递三次，130 条样例中有 18 条（其中 7 条属于 direct）的结局在投递之间发生了变化。判断层只在一个已部署的托管模型与生成器标注上测量，因此它支撑的是该套件上的答案形态比较；所有数字都以三次运行的极差形式报告。对全部 736 条标签的独立模型复核（复核者既看不到构造标签，也看不到被测模型的预测）发现 80 条（10.9%）给出了不同的确定标签、19 条（2.6%）为不确定，分歧集中在澄清判断 J3（40 条中有 10 条被质疑）与 J7 的「提及还是指令」边界上，而候选选择与同意这两个判断点没有分歧；这 99 条争议全部送交第三遍仲裁，其中 24 条维持构造标签、60 条改判、15 条仍未确定。最终标签集经人工复核。注入压力集由模板构造，因此措辞比真实流量更规整。所有输入都是合成或模型生成的，标识符已假名化，且不投递任何外发消息；任何真实用户消息正文都不会作为基准输入或示例发布。</w:t>
+        <w:t>本文全部结果都来自一个部署、一个注册中心与一套能力集；选择结果从回复中读取（规则见 §6），并与发现服务的结构化排名交叉核对。消融臂是部署代码的 staging 副本，每个只含一处由环境变量控制的改动，并与用同一份副本构建的对照臂配对，而同意、副作用与顾问式判断实验都运行在已部署适配器上。判断层只在一个已部署的托管模型上测量。注入压力集由模板构造，因此措辞比真实流量更规整。所有输入都是合成或模型生成的，标识符已假名化，且不投递任何外发消息；任何真实用户消息正文都不会作为基准输入或示例发布。</w:t>
       </w:r>
     </w:p>
     <w:p>

--- a/paper/draft_zh.docx
+++ b/paper/draft_zh.docx
@@ -210,7 +210,7 @@
         <w:rPr>
           <w:rFonts w:eastAsia="SimSun"/>
         </w:rPr>
-        <w:t>现有多智能体评测往往只强调最终任务准确率或单一应用流程，这可以衡量能力，却无法分离发现、授权、身份、传输、状态与投递各自的作用。评测套件 MAESTRO [16] 针对这一缺口，把异构多智能体系统接入统一运行时，可重复地执行任务、采集与框架无关的追踪，并比较时延、词元消耗、资源占用、消息体积、失败模式与调用图稳定性。另一项工作《Towards a Science of Scaling Agent Systems》[13] 在固定提示、工具与算力预算的前提下，比较单智能体、独立、集中式、去中心化与混合式协同结构，并把成功率与通信量、串行深度、冗余度、错误传播和任务结构联系起来。</w:t>
+        <w:t>现有多智能体评测往往只强调最终任务准确率或单一应用流程，这可以衡量能力，却无法分离发现、授权、身份、传输、状态与投递各自的作用。评测套件 MAESTRO [17] 针对这一缺口，把异构多智能体系统接入统一运行时，可重复地执行任务、采集与框架无关的追踪，并比较时延、词元消耗、资源占用、消息体积、失败模式与调用图稳定性。另一项工作《Towards a Science of Scaling Agent Systems》[13] 在固定提示、工具与算力预算的前提下，比较单智能体、独立、集中式、去中心化与混合式协同结构，并把成功率与通信量、串行深度、冗余度、错误传播和任务结构联系起来。</w:t>
       </w:r>
     </w:p>
     <w:p>
@@ -286,7 +286,7 @@
         <w:rPr>
           <w:rFonts w:eastAsia="SimSun"/>
         </w:rPr>
-        <w:t>Li 等人提出 Agent Collaboration Protocols，把它作为面向智能体互联网（Internet of Agents）的体系化框架，给出智能体接入（onboarding）、探查（reconnaissance）、协作执行（engagement）与可观测（instrumentation）的方法，并指出现有 MCP、A2A、ANP 等智能体通信协议彼此割裂、只面向窄域应用 [14]。该框架以开源项目的形式落地，由北京邮电大学牵头、中国电子技术标准化研究院支持，参考实现包括协议规范、SDK、命令行工具、CA 认证服务、注册服务、发现服务、消息队列鉴权服务，以及 Leader 与 Partner 示例 [1]。本文的网关实现就建立在这套开源代码上：受检的 Leader 与 Partner 进程运行在 ACPs SDK 与相应基础设施之上，本文考察的身份码、能力描述、发现、任务生命周期与双向 TLS 等行为，都是 ACPs 本身的行为。</w:t>
+        <w:t>Li 等人把 Agent Collaboration Protocols 描述为面向智能体互联网（Internet of Agents）的一套协议族：注册（ARP）、发现（ADP）、交互（AIP）与工具（ATP），并辅以面向可信接入与计费的扩展协议以及智能体管理协议；其定位针对的是以工具调用为中心的 MCP、面向企业互通的 A2A，以及缺少接入认证与管理的 ANP [14, 15]。该协议族自身的路线图把安全机制与多厂商验证留给后续工作 [15]。该框架以开源项目的形式落地，由北京邮电大学牵头、中国电子技术标准化研究院支持，参考实现包括协议规范、SDK、命令行工具、CA 认证服务、注册服务、发现服务、消息队列鉴权服务，以及 Leader 与 Partner 示例 [1]。本文的网关实现就建立在这套开源代码上：受检的 Leader 与 Partner 进程运行在 ACPs SDK 与相应基础设施之上，本文考察的身份码、能力描述、发现、任务生命周期与双向 TLS 等行为，都是 ACPs 本身的行为。</w:t>
       </w:r>
     </w:p>
     <w:p>
@@ -305,7 +305,7 @@
         <w:rPr>
           <w:rFonts w:eastAsia="SimSun"/>
         </w:rPr>
-        <w:t>约束模型的输出空间，可以让它的答案变得可检查。语法约束解码把生成限制在形式语言之内，无需微调即可改进结构化任务 [8]；而限制输出格式的提示，相对自由文本也会改变准确率 [20]。只返回封闭标签、命名选项上的分布或有序评分的决策模型，输出空间更小：一次回答不可能变成一次工具调用，阈值、回退与副作用都留在应用代码之中。</w:t>
+        <w:t>约束模型的输出空间，可以让它的答案变得可检查。语法约束解码把生成限制在形式语言之内，无需微调即可改进结构化任务 [8]；而限制输出格式的提示，相对自由文本也会改变准确率 [21]。只返回封闭标签、命名选项上的分布或有序评分的决策模型，输出空间更小：一次回答不可能变成一次工具调用，阈值、回退与副作用都留在应用代码之中。</w:t>
       </w:r>
     </w:p>
     <w:p>
@@ -313,7 +313,7 @@
         <w:rPr>
           <w:rFonts w:eastAsia="SimSun"/>
         </w:rPr>
-        <w:t>两类文献解释了策略层为什么需要拒答与校准。选择性分类的工作形式化了覆盖率与风险之间的权衡，并说明预测器在置信度低时应当能够拒绝作答 [7]；现代神经网络即便准确率很高，也常常校准不良，因此置信度必须被测量而不能被假定 [10]。对抗情形同样重要：提示注入可以改变 LLM 集成应用的工具调用 [9]，间接注入把指令藏在应用检索到的内容里 [15]，而智能体基准显示现有防御仍留有可观的残余风险 [4]。这些结果共同支持一种做法：网关测量选择性风险，同时把授权留在模型之外。</w:t>
+        <w:t>两类文献解释了策略层为什么需要拒答与校准。选择性分类的工作形式化了覆盖率与风险之间的权衡，并说明预测器在置信度低时应当能够拒绝作答 [7]；现代神经网络即便准确率很高，也常常校准不良，因此置信度必须被测量而不能被假定 [10]。对抗情形同样重要：提示注入可以改变 LLM 集成应用的工具调用 [9]，间接注入把指令藏在应用检索到的内容里 [16]，而智能体基准显示现有防御仍留有可观的残余风险 [4]。这些结果共同支持一种做法：网关测量选择性风险，同时把授权留在模型之外。</w:t>
       </w:r>
     </w:p>
     <w:p>
@@ -332,7 +332,7 @@
         <w:rPr>
           <w:rFonts w:eastAsia="SimSun"/>
         </w:rPr>
-        <w:t>智能体安全的工作重心已经从「检测」转向「结构性约束」。InjecAgent [24] 与 ToolEmu [17] 这类基准显示，使用工具的智能体会被自己检索到的内容诱导去做有害动作；StruQ [3] 与 CaMeL [5] 的应对方式是控制「不受信任文本到动作空间」这条通路，而不是去判断文本本身是否恶意。另一条路线把约束放进运行时：Progent [19] 给单次工具调用附加权限约束，AgentSpec [21] 与 GuardAgent [23] 负责编译并检查运行时规则，IsolateGPT [22] 则把每个智能体的执行隔离开。这些系统都是在智能体内部施加约束；本文的场景不同：检查落在人类消息通道与协议之间的边界上，发起方是人，第一个问题就是这条请求究竟该不该发出去。这条边界也承接了更早的机制：委托授权已有成熟原语 [11]，而选择性预测给出了置信度不足时拒答的原则性做法 [2, 7]。</w:t>
+        <w:t>智能体安全的工作重心已经从「检测」转向「结构性约束」。InjecAgent [25] 与 ToolEmu [18] 这类基准显示，使用工具的智能体会被自己检索到的内容诱导去做有害动作；StruQ [3] 与 CaMeL [5] 的应对方式是控制「不受信任文本到动作空间」这条通路，而不是去判断文本本身是否恶意。另一条路线把约束放进运行时：Progent [20] 给单次工具调用附加权限约束，AgentSpec [22] 与 GuardAgent [24] 负责编译并检查运行时规则，IsolateGPT [23] 则把每个智能体的执行隔离开。这些系统都是在智能体内部施加约束；本文的场景不同：检查落在人类消息通道与协议之间的边界上，发起方是人，第一个问题就是这条请求究竟该不该发出去。这条边界也承接了更早的机制：委托授权已有成熟原语 [11]，而选择性预测给出了置信度不足时拒答的原则性做法 [2, 7]。</w:t>
       </w:r>
     </w:p>
     <w:p>
@@ -447,7 +447,7 @@
         <w:rPr>
           <w:rFonts w:eastAsia="SimSun"/>
         </w:rPr>
-        <w:t xml:space="preserve"> 对给定幂等键，一个逻辑任务最多产生一次外部副作用，即使入站事件被重放。前两条来自经典的完全中介（complete mediation）与最小权限原则 [18]；最后一条是分布式请求处理中的幂等要求 [12]。</w:t>
+        <w:t xml:space="preserve"> 对给定幂等键，一个逻辑任务最多产生一次外部副作用，即使入站事件被重放。前两条来自经典的完全中介（complete mediation）与最小权限原则 [19]；最后一条是分布式请求处理中的幂等要求 [12]。</w:t>
       </w:r>
     </w:p>
     <w:p>
@@ -5258,6 +5258,17 @@
         <w:rPr>
           <w:rFonts w:eastAsia="SimSun"/>
         </w:rPr>
+        <w:t>J. Liu 等，ACPs: Agent collaboration protocols for the Internet of Agents，arXiv:2505.13523，2025。</w:t>
+      </w:r>
+    </w:p>
+    <w:p>
+      <w:pPr>
+        <w:pStyle w:val="ListNumber"/>
+      </w:pPr>
+      <w:r>
+        <w:rPr>
+          <w:rFonts w:eastAsia="SimSun"/>
+        </w:rPr>
         <w:t>Y. Liu 等，Formalizing and benchmarking prompt injection attacks and defenses，第 33 届 USENIX 安全研讨会（USENIX Security 24），2024。</w:t>
       </w:r>
     </w:p>

--- a/paper/draft_zh.docx
+++ b/paper/draft_zh.docx
@@ -15,17 +15,12 @@
       </w:r>
     </w:p>
     <w:p>
-      <w:pPr>
-        <w:spacing w:after="20"/>
-        <w:jc w:val="center"/>
-      </w:pPr>
       <w:r>
         <w:rPr>
-          <w:rFonts w:ascii="Times New Roman" w:hAnsi="Times New Roman" w:eastAsia="SimSun"/>
           <w:b/>
-          <w:sz w:val="22"/>
+          <w:rFonts w:eastAsia="SimSun"/>
         </w:rPr>
-        <w:t>蔡亦张（Yizhang Cai）</w:t>
+        <w:t>蔡亦张，刘军，马镝，禹可，李珂</w:t>
       </w:r>
     </w:p>
     <w:p>
@@ -38,7 +33,7 @@
           <w:rFonts w:ascii="Times New Roman" w:hAnsi="Times New Roman" w:eastAsia="SimSun"/>
           <w:sz w:val="19"/>
         </w:rPr>
-        <w:t>北京邮电大学人工智能学院，中国北京</w:t>
+        <w:t>北京邮电大学人工智能学院（蔡亦张、刘军、禹可、李珂）；北京国数智联科技有限公司（马镝）；通讯作者：李珂，like1990@bupt.edu.cn</w:t>
       </w:r>
     </w:p>
     <w:p>

--- a/paper/draft_zh.docx
+++ b/paper/draft_zh.docx
@@ -33,7 +33,7 @@
           <w:rFonts w:ascii="Times New Roman" w:hAnsi="Times New Roman" w:eastAsia="SimSun"/>
           <w:sz w:val="19"/>
         </w:rPr>
-        <w:t>北京邮电大学人工智能学院（蔡亦张、刘军、禹可、李珂）；北京国数智联科技有限公司（马镝）；通讯作者：李珂，like1990@bupt.edu.cn</w:t>
+        <w:t>北京邮电大学人工智能学院（蔡亦张、刘军、禹可、李珂）；北京国数智联科技有限公司（马镝）；通讯作者：李珂，like1990@bupt.edu.cn；liujun@bupt.edu.cn（刘军）、yuke@bupt.edu.cn（禹可）、madi@guoshuzhilian.com.cn（马镝）</w:t>
       </w:r>
     </w:p>
     <w:p>

--- a/paper/draft_zh.docx
+++ b/paper/draft_zh.docx
@@ -33,7 +33,7 @@
           <w:rFonts w:ascii="Times New Roman" w:hAnsi="Times New Roman" w:eastAsia="SimSun"/>
           <w:sz w:val="19"/>
         </w:rPr>
-        <w:t>北京邮电大学人工智能学院（蔡亦张、刘军、禹可、李珂）；北京国数智联科技有限公司（马镝）；通讯作者：李珂，like1990@bupt.edu.cn；liujun@bupt.edu.cn（刘军）、yuke@bupt.edu.cn（禹可）、madi@guoshuzhilian.com.cn（马镝）</w:t>
+        <w:t>北京邮电大学人工智能学院（蔡亦张、刘军、禹可、李珂）；北京国数智联科技有限公司（马镝）；通讯作者：李珂，like1990@bupt.edu.cn；1187800909@qq.com（蔡亦张）、liujun@bupt.edu.cn（刘军）、yuke@bupt.edu.cn（禹可）、madi@guoshuzhilian.com.cn（马镝）</w:t>
       </w:r>
     </w:p>
     <w:p>

--- a/paper/draft_zh.docx
+++ b/paper/draft_zh.docx
@@ -33,7 +33,7 @@
           <w:rFonts w:ascii="Times New Roman" w:hAnsi="Times New Roman" w:eastAsia="SimSun"/>
           <w:sz w:val="19"/>
         </w:rPr>
-        <w:t>北京邮电大学人工智能学院（蔡亦张、刘军、禹可、李珂）；北京国数智联科技有限公司（马镝）；通讯作者：李珂，like1990@bupt.edu.cn；1187800909@qq.com（蔡亦张）、liujun@bupt.edu.cn（刘军）、yuke@bupt.edu.cn（禹可）、madi@guoshuzhilian.com.cn（马镝）</w:t>
+        <w:t>北京邮电大学人工智能学院（蔡亦张、刘军、禹可、李珂）；北京国数智联科技有限公司（马镝）；通讯作者：李珂，like1990@bupt.edu.cn；2025111259@bupt.cn（蔡亦张）、liujun@bupt.edu.cn（刘军）、yuke@bupt.edu.cn（禹可）、madi@guoshuzhilian.com.cn（马镝）</w:t>
       </w:r>
     </w:p>
     <w:p>
@@ -67,7 +67,7 @@
         <w:rPr>
           <w:rFonts w:eastAsia="SimSun"/>
         </w:rPr>
-        <w:t xml:space="preserve"> 多智能体系统；智能体互联；消息网关；同意控制；身份绑定；类型化决策模型；校准；AIP；ACPs；可靠性；安全性评测</w:t>
+        <w:t xml:space="preserve"> 多智能体系统；智能体互联；消息网关；同意控制；类型化决策模型；校准</w:t>
       </w:r>
     </w:p>
     <w:p>

--- a/paper/draft_zh.docx
+++ b/paper/draft_zh.docx
@@ -1281,7 +1281,7 @@
         <w:drawing>
           <wp:inline xmlns:a="http://schemas.openxmlformats.org/drawingml/2006/main" xmlns:pic="http://schemas.openxmlformats.org/drawingml/2006/picture">
             <wp:extent cx="5806440" cy="4434009"/>
-            <wp:docPr id="1" name="Picture 1" descr="图1：七模块同意门控网关与判断平面" title="图1：七模块同意门控网关与判断平面"/>
+            <wp:docPr id="1" name="Picture 1" descr="图1：七模块同意门控网关与判断平面。消息从 iMessage/Photon 入站（M1）进入，经认证与规范化后按调用者与会话分区（M2），发现服务为能力查询返回候选（M3）。判断平面提供 J1/J2 的路由标签与 J3/J4 的同意标签，阈值与分支仍留在代码中。被接受的事件先过同意（M4），再由执行模块把候选的 AIC 绑定到端点（M5），状态存储保留键与上下文（M6），最后经投递模块回复原始会话（M7）。" title="图1：七模块同意门控网关与判断平面。消息从 iMessage/Photon 入站（M1）进入，经认证与规范化后按调用者与会话分区（M2），发现服务为能力查询返回候选（M3）。判断平面提供 J1/J2 的路由标签与 J3/J4 的同意标签，阈值与分支仍留在代码中。被接受的事件先过同意（M4），再由执行模块把候选的 AIC 绑定到端点（M5），状态存储保留键与上下文（M6），最后经投递模块回复原始会话（M7）。"/>
             <wp:cNvGraphicFramePr>
               <a:graphicFrameLocks noChangeAspect="1"/>
             </wp:cNvGraphicFramePr>
@@ -1322,7 +1322,7 @@
           <w:rFonts w:ascii="Times New Roman" w:hAnsi="Times New Roman" w:eastAsia="SimSun"/>
           <w:sz w:val="18"/>
         </w:rPr>
-        <w:t>图1：七模块同意门控网关与判断平面</w:t>
+        <w:t>图1：七模块同意门控网关与判断平面。消息从 iMessage/Photon 入站（M1）进入，经认证与规范化后按调用者与会话分区（M2），发现服务为能力查询返回候选（M3）。判断平面提供 J1/J2 的路由标签与 J3/J4 的同意标签，阈值与分支仍留在代码中。被接受的事件先过同意（M4），再由执行模块把候选的 AIC 绑定到端点（M5），状态存储保留键与上下文（M6），最后经投递模块回复原始会话（M7）。</w:t>
       </w:r>
     </w:p>
     <w:p>
@@ -2176,7 +2176,7 @@
         <w:drawing>
           <wp:inline xmlns:a="http://schemas.openxmlformats.org/drawingml/2006/main" xmlns:pic="http://schemas.openxmlformats.org/drawingml/2006/picture">
             <wp:extent cx="5806440" cy="5093368"/>
-            <wp:docPr id="2" name="Picture 2" descr="图2：网关参考处理流程" title="图2：网关参考处理流程"/>
+            <wp:docPr id="2" name="Picture 2" descr="图2：网关参考处理流程。上下文解析会绑定调用者与会话、对事件去重并查询发现服务，因此缓存命中时直接返回已存回复，不再发起新调用。策略环节检查路由、同意与取消；决定尚未作出时，事件返回调用者，用户答复后从认证一步重新进入。端点校验把 AIC 绑定到端点与 mTLS 身份之后才执行；失败进入重试分类器，只有可重试、可安全重放且预算允许时才重新进入。" title="图2：网关参考处理流程。上下文解析会绑定调用者与会话、对事件去重并查询发现服务，因此缓存命中时直接返回已存回复，不再发起新调用。策略环节检查路由、同意与取消；决定尚未作出时，事件返回调用者，用户答复后从认证一步重新进入。端点校验把 AIC 绑定到端点与 mTLS 身份之后才执行；失败进入重试分类器，只有可重试、可安全重放且预算允许时才重新进入。"/>
             <wp:cNvGraphicFramePr>
               <a:graphicFrameLocks noChangeAspect="1"/>
             </wp:cNvGraphicFramePr>
@@ -2217,7 +2217,7 @@
           <w:rFonts w:ascii="Times New Roman" w:hAnsi="Times New Roman" w:eastAsia="SimSun"/>
           <w:sz w:val="18"/>
         </w:rPr>
-        <w:t>图2：网关参考处理流程</w:t>
+        <w:t>图2：网关参考处理流程。上下文解析会绑定调用者与会话、对事件去重并查询发现服务，因此缓存命中时直接返回已存回复，不再发起新调用。策略环节检查路由、同意与取消；决定尚未作出时，事件返回调用者，用户答复后从认证一步重新进入。端点校验把 AIC 绑定到端点与 mTLS 身份之后才执行；失败进入重试分类器，只有可重试、可安全重放且预算允许时才重新进入。</w:t>
       </w:r>
     </w:p>
     <w:p>
@@ -3129,7 +3129,7 @@
         <w:rPr>
           <w:rFonts w:eastAsia="SimSun"/>
         </w:rPr>
-        <w:t xml:space="preserve">已发布的产物包含请求套件、逐条路由与同意结果、顾问模式下的判断日志、已注册 Partner 的配置、带同代码对照的消融构建、各判断套件及其缓存响应与逐条预测，以及复现命令；整包地址为 </w:t>
+        <w:t xml:space="preserve">已发布的产物包含请求套件、逐条路由与同意结果、顾问模式下的判断日志、已注册 Partner 的配置、带同代码对照的消融构建、各判断套件及其缓存响应与逐条预测；整包地址为 </w:t>
       </w:r>
       <w:r>
         <w:rPr>
@@ -3609,7 +3609,7 @@
         <w:rPr>
           <w:rFonts w:eastAsia="SimSun"/>
         </w:rPr>
-        <w:t>；这里的"组合"只表示推荐了多于一个能力，方案在语义上是否真的覆盖请求并未做裁定。网关自身不做弃答判定：发现索引返回什么，它就呈现什么，是否接受由用户决定。对没有任何受测 Partner 宣传相应能力的请求，这一设计表现为：三次运行中都没有推荐任何受测 Partner，而索引在 40 条中有 36 条给出了候选，回复也在 40 条中点名了公共注册中心里的其他智能体。结构化对照更弱：只读取一次，仅靠发现服务把目标排在第一位的有 40/50，进入前三的有 48/50。逐样例对照这一次读取，两种来源在 42/50 条上一致：回复找到 8 个发现未排首位的目标，且不存在"发现把目标排第一、回复却漏掉"的条目。130 条样例中有 18 条的结局在投递之间发生变化，其中 7 条属于 direct。结果在"推荐"这一层面与 H1 一致。</w:t>
+        <w:t>；这里的"组合"只表示推荐了多于一个能力，方案在语义上是否真的覆盖请求并未做裁定。网关自身不做弃答判定：发现索引返回什么，它就呈现什么，是否接受由用户决定。对没有任何受测 Partner 宣传相应能力的请求，这一设计表现为：三次运行中都没有推荐任何受测 Partner，而索引在 40 条中有 36 条给出了候选，回复也在 40 条中点名了公共注册中心里的其他智能体。结构化对照更弱：只读取一次，仅靠发现服务把目标排在第一位的有 40/50，进入前三的有 48/50。逐样例对照这一次读取，两种来源在 42/50 条上一致，而且分歧是单向的：不存在"发现把目标排第一、回复却漏掉"的条目。第一次投递的 8 条仅回复命中里，6 条在结构化列表中排第二或第三，2 条落在前三之外；也就是说，两种测量出现分歧时，回复是在同一候选池内重新排序或扩选，而不是换成了另一个候选池。130 条样例中有 18 条的结局在投递之间发生变化，其中 7 条属于 direct。结果在"推荐"这一层面与 H1 一致。</w:t>
       </w:r>
     </w:p>
     <w:p>
@@ -3635,7 +3635,7 @@
         <w:rPr>
           <w:rFonts w:eastAsia="SimSun"/>
         </w:rPr>
-        <w:t xml:space="preserve"> 消融臂与同代码对照。端口列依次是消融实例、同一份代码的对照实例，以及在部署上同时探测过的线上实例。</w:t>
+        <w:t xml:space="preserve"> 消融臂与同代码对照。端口按"消融 / 同代码对照 / 线上实例"的次序读取，线上实例只在同时于部署上探测过的臂上出现。</w:t>
       </w:r>
     </w:p>
     <w:tbl>
@@ -3693,7 +3693,7 @@
                 <w:sz w:val="17"/>
                 <w:rFonts w:eastAsia="SimSun"/>
               </w:rPr>
-              <w:t>端口</w:t>
+              <w:t>端口（消融/对照/线上）</w:t>
             </w:r>
           </w:p>
         </w:tc>
@@ -4967,7 +4967,7 @@
         <w:rPr>
           <w:rFonts w:eastAsia="SimSun"/>
         </w:rPr>
-        <w:t>本文全部结果都来自一个部署、一个注册中心与一套能力集；选择结果从回复中读取（规则见 §6），并与发现服务的结构化排名交叉核对。消融臂是部署代码的 staging 副本，每个只含一处由环境变量控制的改动，并与用同一份副本构建的对照臂配对，而同意、副作用与顾问式判断实验都运行在已部署适配器上。判断层只在一个已部署的托管模型上测量。注入压力集由模板构造，因此措辞比真实流量更规整。所有输入都是合成或模型生成的，标识符已假名化，且不投递任何外发消息；任何真实用户消息正文都不会作为基准输入或示例发布。</w:t>
+        <w:t>本文全部结果都来自一个部署、一个注册中心与一套能力集；选择结果从回复中读取（规则见 §6），并与发现服务的结构化排名交叉核对。消融臂是部署代码的 staging 副本，每个只含一处由环境变量控制的改动，并与用同一份副本构建的对照臂配对，而同意、副作用与顾问式判断实验都运行在已部署适配器上。判断层只在一个已部署的托管模型上测量。注入压力集由模板构造；所有输入都是合成或模型生成的，标识符已假名化，且不投递任何外发消息。</w:t>
       </w:r>
     </w:p>
     <w:p>
@@ -4986,7 +4986,7 @@
         <w:rPr>
           <w:rFonts w:eastAsia="SimSun"/>
         </w:rPr>
-        <w:t>本文把消息驱动的智能体协作表述为「类型化判断与确定性执行分离」，并在一条已部署的 iMessage/ACPs 路径上检验由此划出的边界。已部署的发现与选择路径能够推荐请求所依据的受测 Partner；当请求同时符合两项能力时，它推荐多于一个智能体；当没有任何受测 Partner 宣传相应能力时，它不推荐受测 Partner。配对消融显示，sender-to-peer 断言、调用者/会话分区与事件级幂等存储，各自支撑着对应的不变式。在已部署适配器上，同意门控对每个被接受的事件恰好放行一次 Partner 动作，用户同意之前一次也不放行。判断层在类型化形态下更准确、校准也更好，但它的注入分数对引用型文本过度触发，这正是它只能为策略提供参数的原因。以上结果来自一个部署与一套能力集。</w:t>
+        <w:t>本文把消息驱动的智能体协作表述为「类型化判断与确定性执行分离」，并在一条已部署的 iMessage/ACPs 路径上检验由此划出的边界。已部署的发现与选择路径能够推荐请求所依据的受测 Partner；当请求同时符合两项能力时，它推荐多于一个智能体；当没有任何受测 Partner 宣传相应能力时，它不推荐受测 Partner。配对消融显示，sender-to-peer 断言、调用者/会话分区与事件级幂等存储，各自支撑着对应的不变式。在已部署适配器上，同意门控对每个被接受的事件恰好放行一次 Partner 动作，用户同意之前一次也不放行。判断层在类型化形态下更准确、校准也更好，但它的注入分数对引用型文本过度触发，这正是它只能为策略提供参数的原因。</w:t>
       </w:r>
     </w:p>
     <w:p>
